--- a/assets/downloads/teacher/rcf-english-grade-10-ppp-lesson-plans.docx
+++ b/assets/downloads/teacher/rcf-english-grade-10-ppp-lesson-plans.docx
@@ -49,105 +49,7 @@
         <w:keepNext/>
       </w:pPr>
       <w:r>
-        <w:t xml:space="preserve">The PPP stages in one line each</w:t>
-      </w:r>
-    </w:p>
-    <w:p>
-      <w:r>
-        <w:rPr>
-          <w:b/>
-        </w:rPr>
-        <w:t xml:space="preserve">Presentation:</w:t>
-      </w:r>
-      <w:r>
-        <w:t xml:space="preserve"> the teacher shows the new language in a clear context. </w:t>
-      </w:r>
-      <w:r>
-        <w:rPr>
-          <w:b/>
-        </w:rPr>
-        <w:t xml:space="preserve">Practice:</w:t>
-      </w:r>
-      <w:r>
-        <w:t xml:space="preserve"> pupils use it in controlled tasks, usually from the Pupil's Book. </w:t>
-      </w:r>
-      <w:r>
-        <w:rPr>
-          <w:b/>
-        </w:rPr>
-        <w:t xml:space="preserve">Production:</w:t>
-      </w:r>
-      <w:r>
-        <w:t xml:space="preserve"> pupils use it more freely for their own purpose. </w:t>
-      </w:r>
-      <w:r>
-        <w:rPr>
-          <w:b/>
-        </w:rPr>
-        <w:t xml:space="preserve">Check and close:</w:t>
-      </w:r>
-      <w:r>
-        <w:t xml:space="preserve"> a quick check of learning, then homework.</w:t>
-      </w:r>
-    </w:p>
-    <w:p>
-      <w:pPr>
-        <w:pStyle w:val="Heading1"/>
-        <w:keepNext/>
-      </w:pPr>
-      <w:r>
-        <w:t xml:space="preserve">Plan 1: Unit 1, People</w:t>
-      </w:r>
-    </w:p>
-    <w:p>
-      <w:pPr>
-        <w:keepNext/>
-      </w:pPr>
-      <w:r>
-        <w:rPr>
-          <w:b/>
-        </w:rPr>
-        <w:t xml:space="preserve">Book activity:</w:t>
-      </w:r>
-      <w:r>
-        <w:t xml:space="preserve"> Activities 2, 3 and 4. </w:t>
-      </w:r>
-      <w:r>
-        <w:rPr>
-          <w:b/>
-        </w:rPr>
-        <w:t xml:space="preserve">Focus:</w:t>
-      </w:r>
-      <w:r>
-        <w:t xml:space="preserve"> Describing appearance.</w:t>
-      </w:r>
-    </w:p>
-    <w:p>
-      <w:pPr>
-        <w:keepNext/>
-      </w:pPr>
-      <w:r>
-        <w:rPr>
-          <w:b/>
-        </w:rPr>
-        <w:t xml:space="preserve">Learning outcome:</w:t>
-      </w:r>
-      <w:r>
-        <w:t xml:space="preserve"> by the end of the lesson, pupils will be able to describe a person's appearance using adjectives in the right order.</w:t>
-      </w:r>
-    </w:p>
-    <w:p>
-      <w:pPr>
-        <w:keepNext/>
-      </w:pPr>
-      <w:r>
-        <w:rPr>
-          <w:b/>
-        </w:rPr>
-        <w:t xml:space="preserve">Materials:</w:t>
-      </w:r>
-      <w:r>
-        <w:t xml:space="preserve"> Pictures of people.</w:t>
+        <w:t xml:space="preserve">The four stages, and the colour each one uses</w:t>
       </w:r>
     </w:p>
     <w:tbl>
@@ -224,24 +126,32 @@
               <w:rPr>
                 <w:b/>
               </w:rPr>
-              <w:t xml:space="preserve">What happens</w:t>
-            </w:r>
-          </w:p>
-        </w:tc>
-      </w:tr>
-      <w:tr>
-        <w:trPr>
-          <w:cantSplit/>
-        </w:trPr>
-        <w:tc>
-          <w:tcPr>
-            <w:tcW w:w="1826" w:type="dxa"/>
-          </w:tcPr>
-          <w:p>
-            <w:pPr>
-              <w:pStyle w:val="TableText"/>
-            </w:pPr>
-            <w:r>
+              <w:t xml:space="preserve">What the teacher does</w:t>
+            </w:r>
+          </w:p>
+        </w:tc>
+      </w:tr>
+      <w:tr>
+        <w:trPr>
+          <w:cantSplit/>
+        </w:trPr>
+        <w:tc>
+          <w:tcPr>
+            <w:tcW w:w="1826" w:type="dxa"/>
+            <w:shd w:val="clear" w:color="auto" w:fill="EFF4FB"/>
+            <w:tcBorders>
+              <w:left w:val="single" w:sz="18" w:space="0" w:color="1E4276"/>
+            </w:tcBorders>
+          </w:tcPr>
+          <w:p>
+            <w:pPr>
+              <w:pStyle w:val="TableText"/>
+            </w:pPr>
+            <w:r>
+              <w:rPr>
+                <w:b/>
+                <w:color w:val="0F2647"/>
+              </w:rPr>
               <w:t xml:space="preserve">Presentation</w:t>
             </w:r>
           </w:p>
@@ -249,6 +159,7 @@
         <w:tc>
           <w:tcPr>
             <w:tcW w:w="974" w:type="dxa"/>
+            <w:shd w:val="clear" w:color="auto" w:fill="EFF4FB"/>
           </w:tcPr>
           <w:p>
             <w:pPr>
@@ -262,30 +173,39 @@
         <w:tc>
           <w:tcPr>
             <w:tcW w:w="7306" w:type="dxa"/>
-          </w:tcPr>
-          <w:p>
-            <w:pPr>
-              <w:pStyle w:val="TableText"/>
-            </w:pPr>
-            <w:r>
-              <w:t xml:space="preserve">Describe a picture: She has long, black hair. Build a word bank by category.</w:t>
-            </w:r>
-          </w:p>
-        </w:tc>
-      </w:tr>
-      <w:tr>
-        <w:trPr>
-          <w:cantSplit/>
-        </w:trPr>
-        <w:tc>
-          <w:tcPr>
-            <w:tcW w:w="1826" w:type="dxa"/>
-          </w:tcPr>
-          <w:p>
-            <w:pPr>
-              <w:pStyle w:val="TableText"/>
-            </w:pPr>
-            <w:r>
+            <w:shd w:val="clear" w:color="auto" w:fill="EFF4FB"/>
+          </w:tcPr>
+          <w:p>
+            <w:pPr>
+              <w:pStyle w:val="TableText"/>
+            </w:pPr>
+            <w:r>
+              <w:t xml:space="preserve">Shows the new language in a clear context.</w:t>
+            </w:r>
+          </w:p>
+        </w:tc>
+      </w:tr>
+      <w:tr>
+        <w:trPr>
+          <w:cantSplit/>
+        </w:trPr>
+        <w:tc>
+          <w:tcPr>
+            <w:tcW w:w="1826" w:type="dxa"/>
+            <w:shd w:val="clear" w:color="auto" w:fill="EDF7F4"/>
+            <w:tcBorders>
+              <w:left w:val="single" w:sz="18" w:space="0" w:color="0E7C66"/>
+            </w:tcBorders>
+          </w:tcPr>
+          <w:p>
+            <w:pPr>
+              <w:pStyle w:val="TableText"/>
+            </w:pPr>
+            <w:r>
+              <w:rPr>
+                <w:b/>
+                <w:color w:val="08503F"/>
+              </w:rPr>
               <w:t xml:space="preserve">Practice</w:t>
             </w:r>
           </w:p>
@@ -293,6 +213,7 @@
         <w:tc>
           <w:tcPr>
             <w:tcW w:w="974" w:type="dxa"/>
+            <w:shd w:val="clear" w:color="auto" w:fill="EDF7F4"/>
           </w:tcPr>
           <w:p>
             <w:pPr>
@@ -306,30 +227,39 @@
         <w:tc>
           <w:tcPr>
             <w:tcW w:w="7306" w:type="dxa"/>
-          </w:tcPr>
-          <w:p>
-            <w:pPr>
-              <w:pStyle w:val="TableText"/>
-            </w:pPr>
-            <w:r>
-              <w:t xml:space="preserve">Describe the pictures (Activity 2) and identify the people (Activity 3).</w:t>
-            </w:r>
-          </w:p>
-        </w:tc>
-      </w:tr>
-      <w:tr>
-        <w:trPr>
-          <w:cantSplit/>
-        </w:trPr>
-        <w:tc>
-          <w:tcPr>
-            <w:tcW w:w="1826" w:type="dxa"/>
-          </w:tcPr>
-          <w:p>
-            <w:pPr>
-              <w:pStyle w:val="TableText"/>
-            </w:pPr>
-            <w:r>
+            <w:shd w:val="clear" w:color="auto" w:fill="EDF7F4"/>
+          </w:tcPr>
+          <w:p>
+            <w:pPr>
+              <w:pStyle w:val="TableText"/>
+            </w:pPr>
+            <w:r>
+              <w:t xml:space="preserve">Pupils use it in controlled tasks, usually from the Pupil's Book.</w:t>
+            </w:r>
+          </w:p>
+        </w:tc>
+      </w:tr>
+      <w:tr>
+        <w:trPr>
+          <w:cantSplit/>
+        </w:trPr>
+        <w:tc>
+          <w:tcPr>
+            <w:tcW w:w="1826" w:type="dxa"/>
+            <w:shd w:val="clear" w:color="auto" w:fill="FDF6E8"/>
+            <w:tcBorders>
+              <w:left w:val="single" w:sz="18" w:space="0" w:color="B07C12"/>
+            </w:tcBorders>
+          </w:tcPr>
+          <w:p>
+            <w:pPr>
+              <w:pStyle w:val="TableText"/>
+            </w:pPr>
+            <w:r>
+              <w:rPr>
+                <w:b/>
+                <w:color w:val="7D5205"/>
+              </w:rPr>
               <w:t xml:space="preserve">Production</w:t>
             </w:r>
           </w:p>
@@ -337,6 +267,7 @@
         <w:tc>
           <w:tcPr>
             <w:tcW w:w="974" w:type="dxa"/>
+            <w:shd w:val="clear" w:color="auto" w:fill="FDF6E8"/>
           </w:tcPr>
           <w:p>
             <w:pPr>
@@ -350,30 +281,39 @@
         <w:tc>
           <w:tcPr>
             <w:tcW w:w="7306" w:type="dxa"/>
-          </w:tcPr>
-          <w:p>
-            <w:pPr>
-              <w:pStyle w:val="TableText"/>
-            </w:pPr>
-            <w:r>
-              <w:t xml:space="preserve">Write a description of the class teacher and present it (Activity 4).</w:t>
-            </w:r>
-          </w:p>
-        </w:tc>
-      </w:tr>
-      <w:tr>
-        <w:trPr>
-          <w:cantSplit/>
-        </w:trPr>
-        <w:tc>
-          <w:tcPr>
-            <w:tcW w:w="1826" w:type="dxa"/>
-          </w:tcPr>
-          <w:p>
-            <w:pPr>
-              <w:pStyle w:val="TableText"/>
-            </w:pPr>
-            <w:r>
+            <w:shd w:val="clear" w:color="auto" w:fill="FDF6E8"/>
+          </w:tcPr>
+          <w:p>
+            <w:pPr>
+              <w:pStyle w:val="TableText"/>
+            </w:pPr>
+            <w:r>
+              <w:t xml:space="preserve">Pupils use it more freely, for a purpose of their own.</w:t>
+            </w:r>
+          </w:p>
+        </w:tc>
+      </w:tr>
+      <w:tr>
+        <w:trPr>
+          <w:cantSplit/>
+        </w:trPr>
+        <w:tc>
+          <w:tcPr>
+            <w:tcW w:w="1826" w:type="dxa"/>
+            <w:shd w:val="clear" w:color="auto" w:fill="F7F9FB"/>
+            <w:tcBorders>
+              <w:left w:val="single" w:sz="18" w:space="0" w:color="8E98A4"/>
+            </w:tcBorders>
+          </w:tcPr>
+          <w:p>
+            <w:pPr>
+              <w:pStyle w:val="TableText"/>
+            </w:pPr>
+            <w:r>
+              <w:rPr>
+                <w:b/>
+                <w:color w:val="33404F"/>
+              </w:rPr>
               <w:t xml:space="preserve">Check and close</w:t>
             </w:r>
           </w:p>
@@ -381,6 +321,7 @@
         <w:tc>
           <w:tcPr>
             <w:tcW w:w="974" w:type="dxa"/>
+            <w:shd w:val="clear" w:color="auto" w:fill="F7F9FB"/>
           </w:tcPr>
           <w:p>
             <w:pPr>
@@ -394,22 +335,14 @@
         <w:tc>
           <w:tcPr>
             <w:tcW w:w="7306" w:type="dxa"/>
-          </w:tcPr>
-          <w:p>
-            <w:pPr>
-              <w:pStyle w:val="TableText"/>
-            </w:pPr>
-            <w:r>
-              <w:t xml:space="preserve">Class guesses who is being described. </w:t>
-            </w:r>
-            <w:r>
-              <w:rPr>
-                <w:b/>
-              </w:rPr>
-              <w:t xml:space="preserve">Homework:</w:t>
-            </w:r>
-            <w:r>
-              <w:t xml:space="preserve"> Describe a family member.</w:t>
+            <w:shd w:val="clear" w:color="auto" w:fill="F7F9FB"/>
+          </w:tcPr>
+          <w:p>
+            <w:pPr>
+              <w:pStyle w:val="TableText"/>
+            </w:pPr>
+            <w:r>
+              <w:t xml:space="preserve">A quick check of learning, then homework.</w:t>
             </w:r>
           </w:p>
         </w:tc>
@@ -422,7 +355,7 @@
         <w:keepNext/>
       </w:pPr>
       <w:r>
-        <w:t xml:space="preserve">Plan 2: Unit 2, On Your Way</w:t>
+        <w:t xml:space="preserve">Plan 1: Unit 1, People</w:t>
       </w:r>
     </w:p>
     <w:p>
@@ -436,7 +369,7 @@
         <w:t xml:space="preserve">Book activity:</w:t>
       </w:r>
       <w:r>
-        <w:t xml:space="preserve"> Activities 1, 2 and 4. </w:t>
+        <w:t xml:space="preserve"> Activities 2, 3 and 4. </w:t>
       </w:r>
       <w:r>
         <w:rPr>
@@ -445,7 +378,7 @@
         <w:t xml:space="preserve">Focus:</w:t>
       </w:r>
       <w:r>
-        <w:t xml:space="preserve"> Giving directions.</w:t>
+        <w:t xml:space="preserve"> Describing appearance.</w:t>
       </w:r>
     </w:p>
     <w:p>
@@ -459,7 +392,7 @@
         <w:t xml:space="preserve">Learning outcome:</w:t>
       </w:r>
       <w:r>
-        <w:t xml:space="preserve"> by the end of the lesson, pupils will be able to read a map and give directions.</w:t>
+        <w:t xml:space="preserve"> by the end of the lesson, pupils will be able to describe a person's appearance using adjectives in the right order.</w:t>
       </w:r>
     </w:p>
     <w:p>
@@ -473,7 +406,7 @@
         <w:t xml:space="preserve">Materials:</w:t>
       </w:r>
       <w:r>
-        <w:t xml:space="preserve"> The map, a school plan.</w:t>
+        <w:t xml:space="preserve"> Pictures of people.</w:t>
       </w:r>
     </w:p>
     <w:tbl>
@@ -562,12 +495,20 @@
         <w:tc>
           <w:tcPr>
             <w:tcW w:w="1826" w:type="dxa"/>
-          </w:tcPr>
-          <w:p>
-            <w:pPr>
-              <w:pStyle w:val="TableText"/>
-            </w:pPr>
-            <w:r>
+            <w:shd w:val="clear" w:color="auto" w:fill="EFF4FB"/>
+            <w:tcBorders>
+              <w:left w:val="single" w:sz="18" w:space="0" w:color="1E4276"/>
+            </w:tcBorders>
+          </w:tcPr>
+          <w:p>
+            <w:pPr>
+              <w:pStyle w:val="TableText"/>
+            </w:pPr>
+            <w:r>
+              <w:rPr>
+                <w:b/>
+                <w:color w:val="0F2647"/>
+              </w:rPr>
               <w:t xml:space="preserve">Presentation</w:t>
             </w:r>
           </w:p>
@@ -575,6 +516,7 @@
         <w:tc>
           <w:tcPr>
             <w:tcW w:w="974" w:type="dxa"/>
+            <w:shd w:val="clear" w:color="auto" w:fill="EFF4FB"/>
           </w:tcPr>
           <w:p>
             <w:pPr>
@@ -588,30 +530,39 @@
         <w:tc>
           <w:tcPr>
             <w:tcW w:w="7306" w:type="dxa"/>
-          </w:tcPr>
-          <w:p>
-            <w:pPr>
-              <w:pStyle w:val="TableText"/>
-            </w:pPr>
-            <w:r>
-              <w:t xml:space="preserve">Model directions on the map: Go straight, turn left. List direction phrases.</w:t>
-            </w:r>
-          </w:p>
-        </w:tc>
-      </w:tr>
-      <w:tr>
-        <w:trPr>
-          <w:cantSplit/>
-        </w:trPr>
-        <w:tc>
-          <w:tcPr>
-            <w:tcW w:w="1826" w:type="dxa"/>
-          </w:tcPr>
-          <w:p>
-            <w:pPr>
-              <w:pStyle w:val="TableText"/>
-            </w:pPr>
-            <w:r>
+            <w:shd w:val="clear" w:color="auto" w:fill="EFF4FB"/>
+          </w:tcPr>
+          <w:p>
+            <w:pPr>
+              <w:pStyle w:val="TableText"/>
+            </w:pPr>
+            <w:r>
+              <w:t xml:space="preserve">Describe a picture: She has long, black hair. Build a word bank by category.</w:t>
+            </w:r>
+          </w:p>
+        </w:tc>
+      </w:tr>
+      <w:tr>
+        <w:trPr>
+          <w:cantSplit/>
+        </w:trPr>
+        <w:tc>
+          <w:tcPr>
+            <w:tcW w:w="1826" w:type="dxa"/>
+            <w:shd w:val="clear" w:color="auto" w:fill="EDF7F4"/>
+            <w:tcBorders>
+              <w:left w:val="single" w:sz="18" w:space="0" w:color="0E7C66"/>
+            </w:tcBorders>
+          </w:tcPr>
+          <w:p>
+            <w:pPr>
+              <w:pStyle w:val="TableText"/>
+            </w:pPr>
+            <w:r>
+              <w:rPr>
+                <w:b/>
+                <w:color w:val="08503F"/>
+              </w:rPr>
               <w:t xml:space="preserve">Practice</w:t>
             </w:r>
           </w:p>
@@ -619,6 +570,7 @@
         <w:tc>
           <w:tcPr>
             <w:tcW w:w="974" w:type="dxa"/>
+            <w:shd w:val="clear" w:color="auto" w:fill="EDF7F4"/>
           </w:tcPr>
           <w:p>
             <w:pPr>
@@ -632,30 +584,39 @@
         <w:tc>
           <w:tcPr>
             <w:tcW w:w="7306" w:type="dxa"/>
-          </w:tcPr>
-          <w:p>
-            <w:pPr>
-              <w:pStyle w:val="TableText"/>
-            </w:pPr>
-            <w:r>
-              <w:t xml:space="preserve">Mark the way on the map (Activity 1) and identify places (Activity 2).</w:t>
-            </w:r>
-          </w:p>
-        </w:tc>
-      </w:tr>
-      <w:tr>
-        <w:trPr>
-          <w:cantSplit/>
-        </w:trPr>
-        <w:tc>
-          <w:tcPr>
-            <w:tcW w:w="1826" w:type="dxa"/>
-          </w:tcPr>
-          <w:p>
-            <w:pPr>
-              <w:pStyle w:val="TableText"/>
-            </w:pPr>
-            <w:r>
+            <w:shd w:val="clear" w:color="auto" w:fill="EDF7F4"/>
+          </w:tcPr>
+          <w:p>
+            <w:pPr>
+              <w:pStyle w:val="TableText"/>
+            </w:pPr>
+            <w:r>
+              <w:t xml:space="preserve">Describe the pictures (Activity 2) and identify the people (Activity 3).</w:t>
+            </w:r>
+          </w:p>
+        </w:tc>
+      </w:tr>
+      <w:tr>
+        <w:trPr>
+          <w:cantSplit/>
+        </w:trPr>
+        <w:tc>
+          <w:tcPr>
+            <w:tcW w:w="1826" w:type="dxa"/>
+            <w:shd w:val="clear" w:color="auto" w:fill="FDF6E8"/>
+            <w:tcBorders>
+              <w:left w:val="single" w:sz="18" w:space="0" w:color="B07C12"/>
+            </w:tcBorders>
+          </w:tcPr>
+          <w:p>
+            <w:pPr>
+              <w:pStyle w:val="TableText"/>
+            </w:pPr>
+            <w:r>
+              <w:rPr>
+                <w:b/>
+                <w:color w:val="7D5205"/>
+              </w:rPr>
               <w:t xml:space="preserve">Production</w:t>
             </w:r>
           </w:p>
@@ -663,6 +624,7 @@
         <w:tc>
           <w:tcPr>
             <w:tcW w:w="974" w:type="dxa"/>
+            <w:shd w:val="clear" w:color="auto" w:fill="FDF6E8"/>
           </w:tcPr>
           <w:p>
             <w:pPr>
@@ -676,30 +638,39 @@
         <w:tc>
           <w:tcPr>
             <w:tcW w:w="7306" w:type="dxa"/>
-          </w:tcPr>
-          <w:p>
-            <w:pPr>
-              <w:pStyle w:val="TableText"/>
-            </w:pPr>
-            <w:r>
-              <w:t xml:space="preserve">Draw a school map and describe it (Activity 4).</w:t>
-            </w:r>
-          </w:p>
-        </w:tc>
-      </w:tr>
-      <w:tr>
-        <w:trPr>
-          <w:cantSplit/>
-        </w:trPr>
-        <w:tc>
-          <w:tcPr>
-            <w:tcW w:w="1826" w:type="dxa"/>
-          </w:tcPr>
-          <w:p>
-            <w:pPr>
-              <w:pStyle w:val="TableText"/>
-            </w:pPr>
-            <w:r>
+            <w:shd w:val="clear" w:color="auto" w:fill="FDF6E8"/>
+          </w:tcPr>
+          <w:p>
+            <w:pPr>
+              <w:pStyle w:val="TableText"/>
+            </w:pPr>
+            <w:r>
+              <w:t xml:space="preserve">Write a description of the class teacher and present it (Activity 4).</w:t>
+            </w:r>
+          </w:p>
+        </w:tc>
+      </w:tr>
+      <w:tr>
+        <w:trPr>
+          <w:cantSplit/>
+        </w:trPr>
+        <w:tc>
+          <w:tcPr>
+            <w:tcW w:w="1826" w:type="dxa"/>
+            <w:shd w:val="clear" w:color="auto" w:fill="F7F9FB"/>
+            <w:tcBorders>
+              <w:left w:val="single" w:sz="18" w:space="0" w:color="8E98A4"/>
+            </w:tcBorders>
+          </w:tcPr>
+          <w:p>
+            <w:pPr>
+              <w:pStyle w:val="TableText"/>
+            </w:pPr>
+            <w:r>
+              <w:rPr>
+                <w:b/>
+                <w:color w:val="33404F"/>
+              </w:rPr>
               <w:t xml:space="preserve">Check and close</w:t>
             </w:r>
           </w:p>
@@ -707,6 +678,7 @@
         <w:tc>
           <w:tcPr>
             <w:tcW w:w="974" w:type="dxa"/>
+            <w:shd w:val="clear" w:color="auto" w:fill="F7F9FB"/>
           </w:tcPr>
           <w:p>
             <w:pPr>
@@ -720,13 +692,14 @@
         <w:tc>
           <w:tcPr>
             <w:tcW w:w="7306" w:type="dxa"/>
-          </w:tcPr>
-          <w:p>
-            <w:pPr>
-              <w:pStyle w:val="TableText"/>
-            </w:pPr>
-            <w:r>
-              <w:t xml:space="preserve">Pairs test each other's directions. </w:t>
+            <w:shd w:val="clear" w:color="auto" w:fill="F7F9FB"/>
+          </w:tcPr>
+          <w:p>
+            <w:pPr>
+              <w:pStyle w:val="TableText"/>
+            </w:pPr>
+            <w:r>
+              <w:t xml:space="preserve">Class guesses who is being described. </w:t>
             </w:r>
             <w:r>
               <w:rPr>
@@ -735,7 +708,7 @@
               <w:t xml:space="preserve">Homework:</w:t>
             </w:r>
             <w:r>
-              <w:t xml:space="preserve"> Write directions from school to your home.</w:t>
+              <w:t xml:space="preserve"> Describe a family member.</w:t>
             </w:r>
           </w:p>
         </w:tc>
@@ -748,7 +721,7 @@
         <w:keepNext/>
       </w:pPr>
       <w:r>
-        <w:t xml:space="preserve">Plan 3: Unit 3, Travel</w:t>
+        <w:t xml:space="preserve">Plan 2: Unit 2, On Your Way</w:t>
       </w:r>
     </w:p>
     <w:p>
@@ -762,7 +735,7 @@
         <w:t xml:space="preserve">Book activity:</w:t>
       </w:r>
       <w:r>
-        <w:t xml:space="preserve"> Activities 5 and 6. </w:t>
+        <w:t xml:space="preserve"> Activities 1, 2 and 4. </w:t>
       </w:r>
       <w:r>
         <w:rPr>
@@ -771,7 +744,7 @@
         <w:t xml:space="preserve">Focus:</w:t>
       </w:r>
       <w:r>
-        <w:t xml:space="preserve"> Present continuous passive.</w:t>
+        <w:t xml:space="preserve"> Giving directions.</w:t>
       </w:r>
     </w:p>
     <w:p>
@@ -785,7 +758,7 @@
         <w:t xml:space="preserve">Learning outcome:</w:t>
       </w:r>
       <w:r>
-        <w:t xml:space="preserve"> by the end of the lesson, pupils will be able to describe what is being done with is / are being + past participle.</w:t>
+        <w:t xml:space="preserve"> by the end of the lesson, pupils will be able to read a map and give directions.</w:t>
       </w:r>
     </w:p>
     <w:p>
@@ -799,7 +772,7 @@
         <w:t xml:space="preserve">Materials:</w:t>
       </w:r>
       <w:r>
-        <w:t xml:space="preserve"> Pictures of the hotel crew at work.</w:t>
+        <w:t xml:space="preserve"> The map, a school plan.</w:t>
       </w:r>
     </w:p>
     <w:tbl>
@@ -888,12 +861,20 @@
         <w:tc>
           <w:tcPr>
             <w:tcW w:w="1826" w:type="dxa"/>
-          </w:tcPr>
-          <w:p>
-            <w:pPr>
-              <w:pStyle w:val="TableText"/>
-            </w:pPr>
-            <w:r>
+            <w:shd w:val="clear" w:color="auto" w:fill="EFF4FB"/>
+            <w:tcBorders>
+              <w:left w:val="single" w:sz="18" w:space="0" w:color="1E4276"/>
+            </w:tcBorders>
+          </w:tcPr>
+          <w:p>
+            <w:pPr>
+              <w:pStyle w:val="TableText"/>
+            </w:pPr>
+            <w:r>
+              <w:rPr>
+                <w:b/>
+                <w:color w:val="0F2647"/>
+              </w:rPr>
               <w:t xml:space="preserve">Presentation</w:t>
             </w:r>
           </w:p>
@@ -901,6 +882,7 @@
         <w:tc>
           <w:tcPr>
             <w:tcW w:w="974" w:type="dxa"/>
+            <w:shd w:val="clear" w:color="auto" w:fill="EFF4FB"/>
           </w:tcPr>
           <w:p>
             <w:pPr>
@@ -914,30 +896,39 @@
         <w:tc>
           <w:tcPr>
             <w:tcW w:w="7306" w:type="dxa"/>
-          </w:tcPr>
-          <w:p>
-            <w:pPr>
-              <w:pStyle w:val="TableText"/>
-            </w:pPr>
-            <w:r>
-              <w:t xml:space="preserve">Show: The goods are being loaded. Build the form on the board.</w:t>
-            </w:r>
-          </w:p>
-        </w:tc>
-      </w:tr>
-      <w:tr>
-        <w:trPr>
-          <w:cantSplit/>
-        </w:trPr>
-        <w:tc>
-          <w:tcPr>
-            <w:tcW w:w="1826" w:type="dxa"/>
-          </w:tcPr>
-          <w:p>
-            <w:pPr>
-              <w:pStyle w:val="TableText"/>
-            </w:pPr>
-            <w:r>
+            <w:shd w:val="clear" w:color="auto" w:fill="EFF4FB"/>
+          </w:tcPr>
+          <w:p>
+            <w:pPr>
+              <w:pStyle w:val="TableText"/>
+            </w:pPr>
+            <w:r>
+              <w:t xml:space="preserve">Model directions on the map: Go straight, turn left. List direction phrases.</w:t>
+            </w:r>
+          </w:p>
+        </w:tc>
+      </w:tr>
+      <w:tr>
+        <w:trPr>
+          <w:cantSplit/>
+        </w:trPr>
+        <w:tc>
+          <w:tcPr>
+            <w:tcW w:w="1826" w:type="dxa"/>
+            <w:shd w:val="clear" w:color="auto" w:fill="EDF7F4"/>
+            <w:tcBorders>
+              <w:left w:val="single" w:sz="18" w:space="0" w:color="0E7C66"/>
+            </w:tcBorders>
+          </w:tcPr>
+          <w:p>
+            <w:pPr>
+              <w:pStyle w:val="TableText"/>
+            </w:pPr>
+            <w:r>
+              <w:rPr>
+                <w:b/>
+                <w:color w:val="08503F"/>
+              </w:rPr>
               <w:t xml:space="preserve">Practice</w:t>
             </w:r>
           </w:p>
@@ -945,6 +936,7 @@
         <w:tc>
           <w:tcPr>
             <w:tcW w:w="974" w:type="dxa"/>
+            <w:shd w:val="clear" w:color="auto" w:fill="EDF7F4"/>
           </w:tcPr>
           <w:p>
             <w:pPr>
@@ -958,30 +950,39 @@
         <w:tc>
           <w:tcPr>
             <w:tcW w:w="7306" w:type="dxa"/>
-          </w:tcPr>
-          <w:p>
-            <w:pPr>
-              <w:pStyle w:val="TableText"/>
-            </w:pPr>
-            <w:r>
-              <w:t xml:space="preserve">Describe the pictures (Activity 5).</w:t>
-            </w:r>
-          </w:p>
-        </w:tc>
-      </w:tr>
-      <w:tr>
-        <w:trPr>
-          <w:cantSplit/>
-        </w:trPr>
-        <w:tc>
-          <w:tcPr>
-            <w:tcW w:w="1826" w:type="dxa"/>
-          </w:tcPr>
-          <w:p>
-            <w:pPr>
-              <w:pStyle w:val="TableText"/>
-            </w:pPr>
-            <w:r>
+            <w:shd w:val="clear" w:color="auto" w:fill="EDF7F4"/>
+          </w:tcPr>
+          <w:p>
+            <w:pPr>
+              <w:pStyle w:val="TableText"/>
+            </w:pPr>
+            <w:r>
+              <w:t xml:space="preserve">Mark the way on the map (Activity 1) and identify places (Activity 2).</w:t>
+            </w:r>
+          </w:p>
+        </w:tc>
+      </w:tr>
+      <w:tr>
+        <w:trPr>
+          <w:cantSplit/>
+        </w:trPr>
+        <w:tc>
+          <w:tcPr>
+            <w:tcW w:w="1826" w:type="dxa"/>
+            <w:shd w:val="clear" w:color="auto" w:fill="FDF6E8"/>
+            <w:tcBorders>
+              <w:left w:val="single" w:sz="18" w:space="0" w:color="B07C12"/>
+            </w:tcBorders>
+          </w:tcPr>
+          <w:p>
+            <w:pPr>
+              <w:pStyle w:val="TableText"/>
+            </w:pPr>
+            <w:r>
+              <w:rPr>
+                <w:b/>
+                <w:color w:val="7D5205"/>
+              </w:rPr>
               <w:t xml:space="preserve">Production</w:t>
             </w:r>
           </w:p>
@@ -989,6 +990,7 @@
         <w:tc>
           <w:tcPr>
             <w:tcW w:w="974" w:type="dxa"/>
+            <w:shd w:val="clear" w:color="auto" w:fill="FDF6E8"/>
           </w:tcPr>
           <w:p>
             <w:pPr>
@@ -1002,30 +1004,39 @@
         <w:tc>
           <w:tcPr>
             <w:tcW w:w="7306" w:type="dxa"/>
-          </w:tcPr>
-          <w:p>
-            <w:pPr>
-              <w:pStyle w:val="TableText"/>
-            </w:pPr>
-            <w:r>
-              <w:t xml:space="preserve">Form passive sentences for the picture (Activity 6).</w:t>
-            </w:r>
-          </w:p>
-        </w:tc>
-      </w:tr>
-      <w:tr>
-        <w:trPr>
-          <w:cantSplit/>
-        </w:trPr>
-        <w:tc>
-          <w:tcPr>
-            <w:tcW w:w="1826" w:type="dxa"/>
-          </w:tcPr>
-          <w:p>
-            <w:pPr>
-              <w:pStyle w:val="TableText"/>
-            </w:pPr>
-            <w:r>
+            <w:shd w:val="clear" w:color="auto" w:fill="FDF6E8"/>
+          </w:tcPr>
+          <w:p>
+            <w:pPr>
+              <w:pStyle w:val="TableText"/>
+            </w:pPr>
+            <w:r>
+              <w:t xml:space="preserve">Draw a school map and describe it (Activity 4).</w:t>
+            </w:r>
+          </w:p>
+        </w:tc>
+      </w:tr>
+      <w:tr>
+        <w:trPr>
+          <w:cantSplit/>
+        </w:trPr>
+        <w:tc>
+          <w:tcPr>
+            <w:tcW w:w="1826" w:type="dxa"/>
+            <w:shd w:val="clear" w:color="auto" w:fill="F7F9FB"/>
+            <w:tcBorders>
+              <w:left w:val="single" w:sz="18" w:space="0" w:color="8E98A4"/>
+            </w:tcBorders>
+          </w:tcPr>
+          <w:p>
+            <w:pPr>
+              <w:pStyle w:val="TableText"/>
+            </w:pPr>
+            <w:r>
+              <w:rPr>
+                <w:b/>
+                <w:color w:val="33404F"/>
+              </w:rPr>
               <w:t xml:space="preserve">Check and close</w:t>
             </w:r>
           </w:p>
@@ -1033,6 +1044,7 @@
         <w:tc>
           <w:tcPr>
             <w:tcW w:w="974" w:type="dxa"/>
+            <w:shd w:val="clear" w:color="auto" w:fill="F7F9FB"/>
           </w:tcPr>
           <w:p>
             <w:pPr>
@@ -1046,13 +1058,14 @@
         <w:tc>
           <w:tcPr>
             <w:tcW w:w="7306" w:type="dxa"/>
-          </w:tcPr>
-          <w:p>
-            <w:pPr>
-              <w:pStyle w:val="TableText"/>
-            </w:pPr>
-            <w:r>
-              <w:t xml:space="preserve">Peer-check the verb forms. </w:t>
+            <w:shd w:val="clear" w:color="auto" w:fill="F7F9FB"/>
+          </w:tcPr>
+          <w:p>
+            <w:pPr>
+              <w:pStyle w:val="TableText"/>
+            </w:pPr>
+            <w:r>
+              <w:t xml:space="preserve">Pairs test each other's directions. </w:t>
             </w:r>
             <w:r>
               <w:rPr>
@@ -1061,7 +1074,7 @@
               <w:t xml:space="preserve">Homework:</w:t>
             </w:r>
             <w:r>
-              <w:t xml:space="preserve"> Describe your school at 8 a.m.</w:t>
+              <w:t xml:space="preserve"> Write directions from school to your home.</w:t>
             </w:r>
           </w:p>
         </w:tc>
@@ -1074,7 +1087,7 @@
         <w:keepNext/>
       </w:pPr>
       <w:r>
-        <w:t xml:space="preserve">Plan 4: Unit 4, Let's Talk</w:t>
+        <w:t xml:space="preserve">Plan 3: Unit 3, Travel</w:t>
       </w:r>
     </w:p>
     <w:p>
@@ -1088,7 +1101,7 @@
         <w:t xml:space="preserve">Book activity:</w:t>
       </w:r>
       <w:r>
-        <w:t xml:space="preserve"> Activities 1, 4 and 7. </w:t>
+        <w:t xml:space="preserve"> Activities 5 and 6. </w:t>
       </w:r>
       <w:r>
         <w:rPr>
@@ -1097,7 +1110,7 @@
         <w:t xml:space="preserve">Focus:</w:t>
       </w:r>
       <w:r>
-        <w:t xml:space="preserve"> Asking questions and interviewing.</w:t>
+        <w:t xml:space="preserve"> Present continuous passive.</w:t>
       </w:r>
     </w:p>
     <w:p>
@@ -1111,7 +1124,7 @@
         <w:t xml:space="preserve">Learning outcome:</w:t>
       </w:r>
       <w:r>
-        <w:t xml:space="preserve"> by the end of the lesson, pupils will be able to form different question types and interview a partner.</w:t>
+        <w:t xml:space="preserve"> by the end of the lesson, pupils will be able to describe what is being done with is / are being + past participle.</w:t>
       </w:r>
     </w:p>
     <w:p>
@@ -1125,7 +1138,7 @@
         <w:t xml:space="preserve">Materials:</w:t>
       </w:r>
       <w:r>
-        <w:t xml:space="preserve"> Find-someone-who sheet.</w:t>
+        <w:t xml:space="preserve"> Pictures of the hotel crew at work.</w:t>
       </w:r>
     </w:p>
     <w:tbl>
@@ -1214,12 +1227,20 @@
         <w:tc>
           <w:tcPr>
             <w:tcW w:w="1826" w:type="dxa"/>
-          </w:tcPr>
-          <w:p>
-            <w:pPr>
-              <w:pStyle w:val="TableText"/>
-            </w:pPr>
-            <w:r>
+            <w:shd w:val="clear" w:color="auto" w:fill="EFF4FB"/>
+            <w:tcBorders>
+              <w:left w:val="single" w:sz="18" w:space="0" w:color="1E4276"/>
+            </w:tcBorders>
+          </w:tcPr>
+          <w:p>
+            <w:pPr>
+              <w:pStyle w:val="TableText"/>
+            </w:pPr>
+            <w:r>
+              <w:rPr>
+                <w:b/>
+                <w:color w:val="0F2647"/>
+              </w:rPr>
               <w:t xml:space="preserve">Presentation</w:t>
             </w:r>
           </w:p>
@@ -1227,6 +1248,7 @@
         <w:tc>
           <w:tcPr>
             <w:tcW w:w="974" w:type="dxa"/>
+            <w:shd w:val="clear" w:color="auto" w:fill="EFF4FB"/>
           </w:tcPr>
           <w:p>
             <w:pPr>
@@ -1240,30 +1262,39 @@
         <w:tc>
           <w:tcPr>
             <w:tcW w:w="7306" w:type="dxa"/>
-          </w:tcPr>
-          <w:p>
-            <w:pPr>
-              <w:pStyle w:val="TableText"/>
-            </w:pPr>
-            <w:r>
-              <w:t xml:space="preserve">Model the question types: yes/no, wh-, tag questions. Read the telephone conversation aloud.</w:t>
-            </w:r>
-          </w:p>
-        </w:tc>
-      </w:tr>
-      <w:tr>
-        <w:trPr>
-          <w:cantSplit/>
-        </w:trPr>
-        <w:tc>
-          <w:tcPr>
-            <w:tcW w:w="1826" w:type="dxa"/>
-          </w:tcPr>
-          <w:p>
-            <w:pPr>
-              <w:pStyle w:val="TableText"/>
-            </w:pPr>
-            <w:r>
+            <w:shd w:val="clear" w:color="auto" w:fill="EFF4FB"/>
+          </w:tcPr>
+          <w:p>
+            <w:pPr>
+              <w:pStyle w:val="TableText"/>
+            </w:pPr>
+            <w:r>
+              <w:t xml:space="preserve">Show: The goods are being loaded. Build the form on the board.</w:t>
+            </w:r>
+          </w:p>
+        </w:tc>
+      </w:tr>
+      <w:tr>
+        <w:trPr>
+          <w:cantSplit/>
+        </w:trPr>
+        <w:tc>
+          <w:tcPr>
+            <w:tcW w:w="1826" w:type="dxa"/>
+            <w:shd w:val="clear" w:color="auto" w:fill="EDF7F4"/>
+            <w:tcBorders>
+              <w:left w:val="single" w:sz="18" w:space="0" w:color="0E7C66"/>
+            </w:tcBorders>
+          </w:tcPr>
+          <w:p>
+            <w:pPr>
+              <w:pStyle w:val="TableText"/>
+            </w:pPr>
+            <w:r>
+              <w:rPr>
+                <w:b/>
+                <w:color w:val="08503F"/>
+              </w:rPr>
               <w:t xml:space="preserve">Practice</w:t>
             </w:r>
           </w:p>
@@ -1271,6 +1302,7 @@
         <w:tc>
           <w:tcPr>
             <w:tcW w:w="974" w:type="dxa"/>
+            <w:shd w:val="clear" w:color="auto" w:fill="EDF7F4"/>
           </w:tcPr>
           <w:p>
             <w:pPr>
@@ -1284,30 +1316,39 @@
         <w:tc>
           <w:tcPr>
             <w:tcW w:w="7306" w:type="dxa"/>
-          </w:tcPr>
-          <w:p>
-            <w:pPr>
-              <w:pStyle w:val="TableText"/>
-            </w:pPr>
-            <w:r>
-              <w:t xml:space="preserve">Find someone who (Activity 1).</w:t>
-            </w:r>
-          </w:p>
-        </w:tc>
-      </w:tr>
-      <w:tr>
-        <w:trPr>
-          <w:cantSplit/>
-        </w:trPr>
-        <w:tc>
-          <w:tcPr>
-            <w:tcW w:w="1826" w:type="dxa"/>
-          </w:tcPr>
-          <w:p>
-            <w:pPr>
-              <w:pStyle w:val="TableText"/>
-            </w:pPr>
-            <w:r>
+            <w:shd w:val="clear" w:color="auto" w:fill="EDF7F4"/>
+          </w:tcPr>
+          <w:p>
+            <w:pPr>
+              <w:pStyle w:val="TableText"/>
+            </w:pPr>
+            <w:r>
+              <w:t xml:space="preserve">Describe the pictures (Activity 5).</w:t>
+            </w:r>
+          </w:p>
+        </w:tc>
+      </w:tr>
+      <w:tr>
+        <w:trPr>
+          <w:cantSplit/>
+        </w:trPr>
+        <w:tc>
+          <w:tcPr>
+            <w:tcW w:w="1826" w:type="dxa"/>
+            <w:shd w:val="clear" w:color="auto" w:fill="FDF6E8"/>
+            <w:tcBorders>
+              <w:left w:val="single" w:sz="18" w:space="0" w:color="B07C12"/>
+            </w:tcBorders>
+          </w:tcPr>
+          <w:p>
+            <w:pPr>
+              <w:pStyle w:val="TableText"/>
+            </w:pPr>
+            <w:r>
+              <w:rPr>
+                <w:b/>
+                <w:color w:val="7D5205"/>
+              </w:rPr>
               <w:t xml:space="preserve">Production</w:t>
             </w:r>
           </w:p>
@@ -1315,6 +1356,7 @@
         <w:tc>
           <w:tcPr>
             <w:tcW w:w="974" w:type="dxa"/>
+            <w:shd w:val="clear" w:color="auto" w:fill="FDF6E8"/>
           </w:tcPr>
           <w:p>
             <w:pPr>
@@ -1328,30 +1370,39 @@
         <w:tc>
           <w:tcPr>
             <w:tcW w:w="7306" w:type="dxa"/>
-          </w:tcPr>
-          <w:p>
-            <w:pPr>
-              <w:pStyle w:val="TableText"/>
-            </w:pPr>
-            <w:r>
-              <w:t xml:space="preserve">Interview a friend about future plans (Activity 4).</w:t>
-            </w:r>
-          </w:p>
-        </w:tc>
-      </w:tr>
-      <w:tr>
-        <w:trPr>
-          <w:cantSplit/>
-        </w:trPr>
-        <w:tc>
-          <w:tcPr>
-            <w:tcW w:w="1826" w:type="dxa"/>
-          </w:tcPr>
-          <w:p>
-            <w:pPr>
-              <w:pStyle w:val="TableText"/>
-            </w:pPr>
-            <w:r>
+            <w:shd w:val="clear" w:color="auto" w:fill="FDF6E8"/>
+          </w:tcPr>
+          <w:p>
+            <w:pPr>
+              <w:pStyle w:val="TableText"/>
+            </w:pPr>
+            <w:r>
+              <w:t xml:space="preserve">Form passive sentences for the picture (Activity 6).</w:t>
+            </w:r>
+          </w:p>
+        </w:tc>
+      </w:tr>
+      <w:tr>
+        <w:trPr>
+          <w:cantSplit/>
+        </w:trPr>
+        <w:tc>
+          <w:tcPr>
+            <w:tcW w:w="1826" w:type="dxa"/>
+            <w:shd w:val="clear" w:color="auto" w:fill="F7F9FB"/>
+            <w:tcBorders>
+              <w:left w:val="single" w:sz="18" w:space="0" w:color="8E98A4"/>
+            </w:tcBorders>
+          </w:tcPr>
+          <w:p>
+            <w:pPr>
+              <w:pStyle w:val="TableText"/>
+            </w:pPr>
+            <w:r>
+              <w:rPr>
+                <w:b/>
+                <w:color w:val="33404F"/>
+              </w:rPr>
               <w:t xml:space="preserve">Check and close</w:t>
             </w:r>
           </w:p>
@@ -1359,6 +1410,7 @@
         <w:tc>
           <w:tcPr>
             <w:tcW w:w="974" w:type="dxa"/>
+            <w:shd w:val="clear" w:color="auto" w:fill="F7F9FB"/>
           </w:tcPr>
           <w:p>
             <w:pPr>
@@ -1372,13 +1424,14 @@
         <w:tc>
           <w:tcPr>
             <w:tcW w:w="7306" w:type="dxa"/>
-          </w:tcPr>
-          <w:p>
-            <w:pPr>
-              <w:pStyle w:val="TableText"/>
-            </w:pPr>
-            <w:r>
-              <w:t xml:space="preserve">Report findings. </w:t>
+            <w:shd w:val="clear" w:color="auto" w:fill="F7F9FB"/>
+          </w:tcPr>
+          <w:p>
+            <w:pPr>
+              <w:pStyle w:val="TableText"/>
+            </w:pPr>
+            <w:r>
+              <w:t xml:space="preserve">Peer-check the verb forms. </w:t>
             </w:r>
             <w:r>
               <w:rPr>
@@ -1387,7 +1440,7 @@
               <w:t xml:space="preserve">Homework:</w:t>
             </w:r>
             <w:r>
-              <w:t xml:space="preserve"> Write interview questions for a local hero.</w:t>
+              <w:t xml:space="preserve"> Describe your school at 8 a.m.</w:t>
             </w:r>
           </w:p>
         </w:tc>
@@ -1400,7 +1453,7 @@
         <w:keepNext/>
       </w:pPr>
       <w:r>
-        <w:t xml:space="preserve">Plan 5: Unit 5, Best Practices</w:t>
+        <w:t xml:space="preserve">Plan 4: Unit 4, Let's Talk</w:t>
       </w:r>
     </w:p>
     <w:p>
@@ -1414,7 +1467,7 @@
         <w:t xml:space="preserve">Book activity:</w:t>
       </w:r>
       <w:r>
-        <w:t xml:space="preserve"> Activities 4 and 5. </w:t>
+        <w:t xml:space="preserve"> Activities 1, 4 and 7. </w:t>
       </w:r>
       <w:r>
         <w:rPr>
@@ -1423,7 +1476,7 @@
         <w:t xml:space="preserve">Focus:</w:t>
       </w:r>
       <w:r>
-        <w:t xml:space="preserve"> Writing a formal letter.</w:t>
+        <w:t xml:space="preserve"> Asking questions and interviewing.</w:t>
       </w:r>
     </w:p>
     <w:p>
@@ -1437,7 +1490,7 @@
         <w:t xml:space="preserve">Learning outcome:</w:t>
       </w:r>
       <w:r>
-        <w:t xml:space="preserve"> by the end of the lesson, pupils will be able to plan and write a formal letter of complaint.</w:t>
+        <w:t xml:space="preserve"> by the end of the lesson, pupils will be able to form different question types and interview a partner.</w:t>
       </w:r>
     </w:p>
     <w:p>
@@ -1451,7 +1504,7 @@
         <w:t xml:space="preserve">Materials:</w:t>
       </w:r>
       <w:r>
-        <w:t xml:space="preserve"> The letter of complaint.</w:t>
+        <w:t xml:space="preserve"> Find-someone-who sheet.</w:t>
       </w:r>
     </w:p>
     <w:tbl>
@@ -1540,12 +1593,20 @@
         <w:tc>
           <w:tcPr>
             <w:tcW w:w="1826" w:type="dxa"/>
-          </w:tcPr>
-          <w:p>
-            <w:pPr>
-              <w:pStyle w:val="TableText"/>
-            </w:pPr>
-            <w:r>
+            <w:shd w:val="clear" w:color="auto" w:fill="EFF4FB"/>
+            <w:tcBorders>
+              <w:left w:val="single" w:sz="18" w:space="0" w:color="1E4276"/>
+            </w:tcBorders>
+          </w:tcPr>
+          <w:p>
+            <w:pPr>
+              <w:pStyle w:val="TableText"/>
+            </w:pPr>
+            <w:r>
+              <w:rPr>
+                <w:b/>
+                <w:color w:val="0F2647"/>
+              </w:rPr>
               <w:t xml:space="preserve">Presentation</w:t>
             </w:r>
           </w:p>
@@ -1553,6 +1614,7 @@
         <w:tc>
           <w:tcPr>
             <w:tcW w:w="974" w:type="dxa"/>
+            <w:shd w:val="clear" w:color="auto" w:fill="EFF4FB"/>
           </w:tcPr>
           <w:p>
             <w:pPr>
@@ -1566,30 +1628,39 @@
         <w:tc>
           <w:tcPr>
             <w:tcW w:w="7306" w:type="dxa"/>
-          </w:tcPr>
-          <w:p>
-            <w:pPr>
-              <w:pStyle w:val="TableText"/>
-            </w:pPr>
-            <w:r>
-              <w:t xml:space="preserve">Read the letter-writing instructions (Activity 4). Label the parts of the letter.</w:t>
-            </w:r>
-          </w:p>
-        </w:tc>
-      </w:tr>
-      <w:tr>
-        <w:trPr>
-          <w:cantSplit/>
-        </w:trPr>
-        <w:tc>
-          <w:tcPr>
-            <w:tcW w:w="1826" w:type="dxa"/>
-          </w:tcPr>
-          <w:p>
-            <w:pPr>
-              <w:pStyle w:val="TableText"/>
-            </w:pPr>
-            <w:r>
+            <w:shd w:val="clear" w:color="auto" w:fill="EFF4FB"/>
+          </w:tcPr>
+          <w:p>
+            <w:pPr>
+              <w:pStyle w:val="TableText"/>
+            </w:pPr>
+            <w:r>
+              <w:t xml:space="preserve">Model the question types: yes/no, wh-, tag questions. Read the telephone conversation aloud.</w:t>
+            </w:r>
+          </w:p>
+        </w:tc>
+      </w:tr>
+      <w:tr>
+        <w:trPr>
+          <w:cantSplit/>
+        </w:trPr>
+        <w:tc>
+          <w:tcPr>
+            <w:tcW w:w="1826" w:type="dxa"/>
+            <w:shd w:val="clear" w:color="auto" w:fill="EDF7F4"/>
+            <w:tcBorders>
+              <w:left w:val="single" w:sz="18" w:space="0" w:color="0E7C66"/>
+            </w:tcBorders>
+          </w:tcPr>
+          <w:p>
+            <w:pPr>
+              <w:pStyle w:val="TableText"/>
+            </w:pPr>
+            <w:r>
+              <w:rPr>
+                <w:b/>
+                <w:color w:val="08503F"/>
+              </w:rPr>
               <w:t xml:space="preserve">Practice</w:t>
             </w:r>
           </w:p>
@@ -1597,6 +1668,7 @@
         <w:tc>
           <w:tcPr>
             <w:tcW w:w="974" w:type="dxa"/>
+            <w:shd w:val="clear" w:color="auto" w:fill="EDF7F4"/>
           </w:tcPr>
           <w:p>
             <w:pPr>
@@ -1610,30 +1682,39 @@
         <w:tc>
           <w:tcPr>
             <w:tcW w:w="7306" w:type="dxa"/>
-          </w:tcPr>
-          <w:p>
-            <w:pPr>
-              <w:pStyle w:val="TableText"/>
-            </w:pPr>
-            <w:r>
-              <w:t xml:space="preserve">Analyse the model letter (Activity 5).</w:t>
-            </w:r>
-          </w:p>
-        </w:tc>
-      </w:tr>
-      <w:tr>
-        <w:trPr>
-          <w:cantSplit/>
-        </w:trPr>
-        <w:tc>
-          <w:tcPr>
-            <w:tcW w:w="1826" w:type="dxa"/>
-          </w:tcPr>
-          <w:p>
-            <w:pPr>
-              <w:pStyle w:val="TableText"/>
-            </w:pPr>
-            <w:r>
+            <w:shd w:val="clear" w:color="auto" w:fill="EDF7F4"/>
+          </w:tcPr>
+          <w:p>
+            <w:pPr>
+              <w:pStyle w:val="TableText"/>
+            </w:pPr>
+            <w:r>
+              <w:t xml:space="preserve">Find someone who (Activity 1).</w:t>
+            </w:r>
+          </w:p>
+        </w:tc>
+      </w:tr>
+      <w:tr>
+        <w:trPr>
+          <w:cantSplit/>
+        </w:trPr>
+        <w:tc>
+          <w:tcPr>
+            <w:tcW w:w="1826" w:type="dxa"/>
+            <w:shd w:val="clear" w:color="auto" w:fill="FDF6E8"/>
+            <w:tcBorders>
+              <w:left w:val="single" w:sz="18" w:space="0" w:color="B07C12"/>
+            </w:tcBorders>
+          </w:tcPr>
+          <w:p>
+            <w:pPr>
+              <w:pStyle w:val="TableText"/>
+            </w:pPr>
+            <w:r>
+              <w:rPr>
+                <w:b/>
+                <w:color w:val="7D5205"/>
+              </w:rPr>
               <w:t xml:space="preserve">Production</w:t>
             </w:r>
           </w:p>
@@ -1641,6 +1722,7 @@
         <w:tc>
           <w:tcPr>
             <w:tcW w:w="974" w:type="dxa"/>
+            <w:shd w:val="clear" w:color="auto" w:fill="FDF6E8"/>
           </w:tcPr>
           <w:p>
             <w:pPr>
@@ -1654,30 +1736,39 @@
         <w:tc>
           <w:tcPr>
             <w:tcW w:w="7306" w:type="dxa"/>
-          </w:tcPr>
-          <w:p>
-            <w:pPr>
-              <w:pStyle w:val="TableText"/>
-            </w:pPr>
-            <w:r>
-              <w:t xml:space="preserve">Write a letter of complaint about a local problem.</w:t>
-            </w:r>
-          </w:p>
-        </w:tc>
-      </w:tr>
-      <w:tr>
-        <w:trPr>
-          <w:cantSplit/>
-        </w:trPr>
-        <w:tc>
-          <w:tcPr>
-            <w:tcW w:w="1826" w:type="dxa"/>
-          </w:tcPr>
-          <w:p>
-            <w:pPr>
-              <w:pStyle w:val="TableText"/>
-            </w:pPr>
-            <w:r>
+            <w:shd w:val="clear" w:color="auto" w:fill="FDF6E8"/>
+          </w:tcPr>
+          <w:p>
+            <w:pPr>
+              <w:pStyle w:val="TableText"/>
+            </w:pPr>
+            <w:r>
+              <w:t xml:space="preserve">Interview a friend about future plans (Activity 4).</w:t>
+            </w:r>
+          </w:p>
+        </w:tc>
+      </w:tr>
+      <w:tr>
+        <w:trPr>
+          <w:cantSplit/>
+        </w:trPr>
+        <w:tc>
+          <w:tcPr>
+            <w:tcW w:w="1826" w:type="dxa"/>
+            <w:shd w:val="clear" w:color="auto" w:fill="F7F9FB"/>
+            <w:tcBorders>
+              <w:left w:val="single" w:sz="18" w:space="0" w:color="8E98A4"/>
+            </w:tcBorders>
+          </w:tcPr>
+          <w:p>
+            <w:pPr>
+              <w:pStyle w:val="TableText"/>
+            </w:pPr>
+            <w:r>
+              <w:rPr>
+                <w:b/>
+                <w:color w:val="33404F"/>
+              </w:rPr>
               <w:t xml:space="preserve">Check and close</w:t>
             </w:r>
           </w:p>
@@ -1685,6 +1776,7 @@
         <w:tc>
           <w:tcPr>
             <w:tcW w:w="974" w:type="dxa"/>
+            <w:shd w:val="clear" w:color="auto" w:fill="F7F9FB"/>
           </w:tcPr>
           <w:p>
             <w:pPr>
@@ -1698,13 +1790,14 @@
         <w:tc>
           <w:tcPr>
             <w:tcW w:w="7306" w:type="dxa"/>
-          </w:tcPr>
-          <w:p>
-            <w:pPr>
-              <w:pStyle w:val="TableText"/>
-            </w:pPr>
-            <w:r>
-              <w:t xml:space="preserve">Peer-check with a checklist. </w:t>
+            <w:shd w:val="clear" w:color="auto" w:fill="F7F9FB"/>
+          </w:tcPr>
+          <w:p>
+            <w:pPr>
+              <w:pStyle w:val="TableText"/>
+            </w:pPr>
+            <w:r>
+              <w:t xml:space="preserve">Report findings. </w:t>
             </w:r>
             <w:r>
               <w:rPr>
@@ -1713,7 +1806,7 @@
               <w:t xml:space="preserve">Homework:</w:t>
             </w:r>
             <w:r>
-              <w:t xml:space="preserve"> Finish and correct the letter.</w:t>
+              <w:t xml:space="preserve"> Write interview questions for a local hero.</w:t>
             </w:r>
           </w:p>
         </w:tc>
@@ -1726,7 +1819,7 @@
         <w:keepNext/>
       </w:pPr>
       <w:r>
-        <w:t xml:space="preserve">Plan 6: Unit 6, Information</w:t>
+        <w:t xml:space="preserve">Plan 5: Unit 5, Best Practices</w:t>
       </w:r>
     </w:p>
     <w:p>
@@ -1740,7 +1833,7 @@
         <w:t xml:space="preserve">Book activity:</w:t>
       </w:r>
       <w:r>
-        <w:t xml:space="preserve"> Activities 4, 5 and 6. </w:t>
+        <w:t xml:space="preserve"> Activities 4 and 5. </w:t>
       </w:r>
       <w:r>
         <w:rPr>
@@ -1749,7 +1842,7 @@
         <w:t xml:space="preserve">Focus:</w:t>
       </w:r>
       <w:r>
-        <w:t xml:space="preserve"> Writing a paragraph from a grid.</w:t>
+        <w:t xml:space="preserve"> Writing a formal letter.</w:t>
       </w:r>
     </w:p>
     <w:p>
@@ -1763,7 +1856,7 @@
         <w:t xml:space="preserve">Learning outcome:</w:t>
       </w:r>
       <w:r>
-        <w:t xml:space="preserve"> by the end of the lesson, pupils will be able to use information in a grid to write a paragraph about a book.</w:t>
+        <w:t xml:space="preserve"> by the end of the lesson, pupils will be able to plan and write a formal letter of complaint.</w:t>
       </w:r>
     </w:p>
     <w:p>
@@ -1777,7 +1870,7 @@
         <w:t xml:space="preserve">Materials:</w:t>
       </w:r>
       <w:r>
-        <w:t xml:space="preserve"> The book grid.</w:t>
+        <w:t xml:space="preserve"> The letter of complaint.</w:t>
       </w:r>
     </w:p>
     <w:tbl>
@@ -1866,12 +1959,20 @@
         <w:tc>
           <w:tcPr>
             <w:tcW w:w="1826" w:type="dxa"/>
-          </w:tcPr>
-          <w:p>
-            <w:pPr>
-              <w:pStyle w:val="TableText"/>
-            </w:pPr>
-            <w:r>
+            <w:shd w:val="clear" w:color="auto" w:fill="EFF4FB"/>
+            <w:tcBorders>
+              <w:left w:val="single" w:sz="18" w:space="0" w:color="1E4276"/>
+            </w:tcBorders>
+          </w:tcPr>
+          <w:p>
+            <w:pPr>
+              <w:pStyle w:val="TableText"/>
+            </w:pPr>
+            <w:r>
+              <w:rPr>
+                <w:b/>
+                <w:color w:val="0F2647"/>
+              </w:rPr>
               <w:t xml:space="preserve">Presentation</w:t>
             </w:r>
           </w:p>
@@ -1879,6 +1980,7 @@
         <w:tc>
           <w:tcPr>
             <w:tcW w:w="974" w:type="dxa"/>
+            <w:shd w:val="clear" w:color="auto" w:fill="EFF4FB"/>
           </w:tcPr>
           <w:p>
             <w:pPr>
@@ -1892,30 +1994,39 @@
         <w:tc>
           <w:tcPr>
             <w:tcW w:w="7306" w:type="dxa"/>
-          </w:tcPr>
-          <w:p>
-            <w:pPr>
-              <w:pStyle w:val="TableText"/>
-            </w:pPr>
-            <w:r>
-              <w:t xml:space="preserve">Read the newspapers paragraph. Show how the grid becomes sentences.</w:t>
-            </w:r>
-          </w:p>
-        </w:tc>
-      </w:tr>
-      <w:tr>
-        <w:trPr>
-          <w:cantSplit/>
-        </w:trPr>
-        <w:tc>
-          <w:tcPr>
-            <w:tcW w:w="1826" w:type="dxa"/>
-          </w:tcPr>
-          <w:p>
-            <w:pPr>
-              <w:pStyle w:val="TableText"/>
-            </w:pPr>
-            <w:r>
+            <w:shd w:val="clear" w:color="auto" w:fill="EFF4FB"/>
+          </w:tcPr>
+          <w:p>
+            <w:pPr>
+              <w:pStyle w:val="TableText"/>
+            </w:pPr>
+            <w:r>
+              <w:t xml:space="preserve">Read the letter-writing instructions (Activity 4). Label the parts of the letter.</w:t>
+            </w:r>
+          </w:p>
+        </w:tc>
+      </w:tr>
+      <w:tr>
+        <w:trPr>
+          <w:cantSplit/>
+        </w:trPr>
+        <w:tc>
+          <w:tcPr>
+            <w:tcW w:w="1826" w:type="dxa"/>
+            <w:shd w:val="clear" w:color="auto" w:fill="EDF7F4"/>
+            <w:tcBorders>
+              <w:left w:val="single" w:sz="18" w:space="0" w:color="0E7C66"/>
+            </w:tcBorders>
+          </w:tcPr>
+          <w:p>
+            <w:pPr>
+              <w:pStyle w:val="TableText"/>
+            </w:pPr>
+            <w:r>
+              <w:rPr>
+                <w:b/>
+                <w:color w:val="08503F"/>
+              </w:rPr>
               <w:t xml:space="preserve">Practice</w:t>
             </w:r>
           </w:p>
@@ -1923,6 +2034,7 @@
         <w:tc>
           <w:tcPr>
             <w:tcW w:w="974" w:type="dxa"/>
+            <w:shd w:val="clear" w:color="auto" w:fill="EDF7F4"/>
           </w:tcPr>
           <w:p>
             <w:pPr>
@@ -1936,30 +2048,39 @@
         <w:tc>
           <w:tcPr>
             <w:tcW w:w="7306" w:type="dxa"/>
-          </w:tcPr>
-          <w:p>
-            <w:pPr>
-              <w:pStyle w:val="TableText"/>
-            </w:pPr>
-            <w:r>
-              <w:t xml:space="preserve">Write a paragraph from Hiruni's grid (Activity 5).</w:t>
-            </w:r>
-          </w:p>
-        </w:tc>
-      </w:tr>
-      <w:tr>
-        <w:trPr>
-          <w:cantSplit/>
-        </w:trPr>
-        <w:tc>
-          <w:tcPr>
-            <w:tcW w:w="1826" w:type="dxa"/>
-          </w:tcPr>
-          <w:p>
-            <w:pPr>
-              <w:pStyle w:val="TableText"/>
-            </w:pPr>
-            <w:r>
+            <w:shd w:val="clear" w:color="auto" w:fill="EDF7F4"/>
+          </w:tcPr>
+          <w:p>
+            <w:pPr>
+              <w:pStyle w:val="TableText"/>
+            </w:pPr>
+            <w:r>
+              <w:t xml:space="preserve">Analyse the model letter (Activity 5).</w:t>
+            </w:r>
+          </w:p>
+        </w:tc>
+      </w:tr>
+      <w:tr>
+        <w:trPr>
+          <w:cantSplit/>
+        </w:trPr>
+        <w:tc>
+          <w:tcPr>
+            <w:tcW w:w="1826" w:type="dxa"/>
+            <w:shd w:val="clear" w:color="auto" w:fill="FDF6E8"/>
+            <w:tcBorders>
+              <w:left w:val="single" w:sz="18" w:space="0" w:color="B07C12"/>
+            </w:tcBorders>
+          </w:tcPr>
+          <w:p>
+            <w:pPr>
+              <w:pStyle w:val="TableText"/>
+            </w:pPr>
+            <w:r>
+              <w:rPr>
+                <w:b/>
+                <w:color w:val="7D5205"/>
+              </w:rPr>
               <w:t xml:space="preserve">Production</w:t>
             </w:r>
           </w:p>
@@ -1967,6 +2088,7 @@
         <w:tc>
           <w:tcPr>
             <w:tcW w:w="974" w:type="dxa"/>
+            <w:shd w:val="clear" w:color="auto" w:fill="FDF6E8"/>
           </w:tcPr>
           <w:p>
             <w:pPr>
@@ -1980,30 +2102,39 @@
         <w:tc>
           <w:tcPr>
             <w:tcW w:w="7306" w:type="dxa"/>
-          </w:tcPr>
-          <w:p>
-            <w:pPr>
-              <w:pStyle w:val="TableText"/>
-            </w:pPr>
-            <w:r>
-              <w:t xml:space="preserve">Complete a grid about a book you read and write a paragraph (Activity 6).</w:t>
-            </w:r>
-          </w:p>
-        </w:tc>
-      </w:tr>
-      <w:tr>
-        <w:trPr>
-          <w:cantSplit/>
-        </w:trPr>
-        <w:tc>
-          <w:tcPr>
-            <w:tcW w:w="1826" w:type="dxa"/>
-          </w:tcPr>
-          <w:p>
-            <w:pPr>
-              <w:pStyle w:val="TableText"/>
-            </w:pPr>
-            <w:r>
+            <w:shd w:val="clear" w:color="auto" w:fill="FDF6E8"/>
+          </w:tcPr>
+          <w:p>
+            <w:pPr>
+              <w:pStyle w:val="TableText"/>
+            </w:pPr>
+            <w:r>
+              <w:t xml:space="preserve">Write a letter of complaint about a local problem.</w:t>
+            </w:r>
+          </w:p>
+        </w:tc>
+      </w:tr>
+      <w:tr>
+        <w:trPr>
+          <w:cantSplit/>
+        </w:trPr>
+        <w:tc>
+          <w:tcPr>
+            <w:tcW w:w="1826" w:type="dxa"/>
+            <w:shd w:val="clear" w:color="auto" w:fill="F7F9FB"/>
+            <w:tcBorders>
+              <w:left w:val="single" w:sz="18" w:space="0" w:color="8E98A4"/>
+            </w:tcBorders>
+          </w:tcPr>
+          <w:p>
+            <w:pPr>
+              <w:pStyle w:val="TableText"/>
+            </w:pPr>
+            <w:r>
+              <w:rPr>
+                <w:b/>
+                <w:color w:val="33404F"/>
+              </w:rPr>
               <w:t xml:space="preserve">Check and close</w:t>
             </w:r>
           </w:p>
@@ -2011,6 +2142,7 @@
         <w:tc>
           <w:tcPr>
             <w:tcW w:w="974" w:type="dxa"/>
+            <w:shd w:val="clear" w:color="auto" w:fill="F7F9FB"/>
           </w:tcPr>
           <w:p>
             <w:pPr>
@@ -2024,13 +2156,14 @@
         <w:tc>
           <w:tcPr>
             <w:tcW w:w="7306" w:type="dxa"/>
-          </w:tcPr>
-          <w:p>
-            <w:pPr>
-              <w:pStyle w:val="TableText"/>
-            </w:pPr>
-            <w:r>
-              <w:t xml:space="preserve">Share one paragraph. </w:t>
+            <w:shd w:val="clear" w:color="auto" w:fill="F7F9FB"/>
+          </w:tcPr>
+          <w:p>
+            <w:pPr>
+              <w:pStyle w:val="TableText"/>
+            </w:pPr>
+            <w:r>
+              <w:t xml:space="preserve">Peer-check with a checklist. </w:t>
             </w:r>
             <w:r>
               <w:rPr>
@@ -2039,7 +2172,7 @@
               <w:t xml:space="preserve">Homework:</w:t>
             </w:r>
             <w:r>
-              <w:t xml:space="preserve"> Write about your favourite book.</w:t>
+              <w:t xml:space="preserve"> Finish and correct the letter.</w:t>
             </w:r>
           </w:p>
         </w:tc>
@@ -2052,7 +2185,7 @@
         <w:keepNext/>
       </w:pPr>
       <w:r>
-        <w:t xml:space="preserve">Plan 7: Unit 7, Learning Is Fun</w:t>
+        <w:t xml:space="preserve">Plan 6: Unit 6, Information</w:t>
       </w:r>
     </w:p>
     <w:p>
@@ -2066,7 +2199,7 @@
         <w:t xml:space="preserve">Book activity:</w:t>
       </w:r>
       <w:r>
-        <w:t xml:space="preserve"> Activities 2 and 3. </w:t>
+        <w:t xml:space="preserve"> Activities 4, 5 and 6. </w:t>
       </w:r>
       <w:r>
         <w:rPr>
@@ -2075,7 +2208,7 @@
         <w:t xml:space="preserve">Focus:</w:t>
       </w:r>
       <w:r>
-        <w:t xml:space="preserve"> Describing a bar chart.</w:t>
+        <w:t xml:space="preserve"> Writing a paragraph from a grid.</w:t>
       </w:r>
     </w:p>
     <w:p>
@@ -2089,7 +2222,7 @@
         <w:t xml:space="preserve">Learning outcome:</w:t>
       </w:r>
       <w:r>
-        <w:t xml:space="preserve"> by the end of the lesson, pupils will be able to describe survey results from a bar chart.</w:t>
+        <w:t xml:space="preserve"> by the end of the lesson, pupils will be able to use information in a grid to write a paragraph about a book.</w:t>
       </w:r>
     </w:p>
     <w:p>
@@ -2103,7 +2236,7 @@
         <w:t xml:space="preserve">Materials:</w:t>
       </w:r>
       <w:r>
-        <w:t xml:space="preserve"> The bar chart.</w:t>
+        <w:t xml:space="preserve"> The book grid.</w:t>
       </w:r>
     </w:p>
     <w:tbl>
@@ -2192,12 +2325,20 @@
         <w:tc>
           <w:tcPr>
             <w:tcW w:w="1826" w:type="dxa"/>
-          </w:tcPr>
-          <w:p>
-            <w:pPr>
-              <w:pStyle w:val="TableText"/>
-            </w:pPr>
-            <w:r>
+            <w:shd w:val="clear" w:color="auto" w:fill="EFF4FB"/>
+            <w:tcBorders>
+              <w:left w:val="single" w:sz="18" w:space="0" w:color="1E4276"/>
+            </w:tcBorders>
+          </w:tcPr>
+          <w:p>
+            <w:pPr>
+              <w:pStyle w:val="TableText"/>
+            </w:pPr>
+            <w:r>
+              <w:rPr>
+                <w:b/>
+                <w:color w:val="0F2647"/>
+              </w:rPr>
               <w:t xml:space="preserve">Presentation</w:t>
             </w:r>
           </w:p>
@@ -2205,6 +2346,7 @@
         <w:tc>
           <w:tcPr>
             <w:tcW w:w="974" w:type="dxa"/>
+            <w:shd w:val="clear" w:color="auto" w:fill="EFF4FB"/>
           </w:tcPr>
           <w:p>
             <w:pPr>
@@ -2218,30 +2360,39 @@
         <w:tc>
           <w:tcPr>
             <w:tcW w:w="7306" w:type="dxa"/>
-          </w:tcPr>
-          <w:p>
-            <w:pPr>
-              <w:pStyle w:val="TableText"/>
-            </w:pPr>
-            <w:r>
-              <w:t xml:space="preserve">Model: Most students prefer ... List comparison phrases.</w:t>
-            </w:r>
-          </w:p>
-        </w:tc>
-      </w:tr>
-      <w:tr>
-        <w:trPr>
-          <w:cantSplit/>
-        </w:trPr>
-        <w:tc>
-          <w:tcPr>
-            <w:tcW w:w="1826" w:type="dxa"/>
-          </w:tcPr>
-          <w:p>
-            <w:pPr>
-              <w:pStyle w:val="TableText"/>
-            </w:pPr>
-            <w:r>
+            <w:shd w:val="clear" w:color="auto" w:fill="EFF4FB"/>
+          </w:tcPr>
+          <w:p>
+            <w:pPr>
+              <w:pStyle w:val="TableText"/>
+            </w:pPr>
+            <w:r>
+              <w:t xml:space="preserve">Read the newspapers paragraph. Show how the grid becomes sentences.</w:t>
+            </w:r>
+          </w:p>
+        </w:tc>
+      </w:tr>
+      <w:tr>
+        <w:trPr>
+          <w:cantSplit/>
+        </w:trPr>
+        <w:tc>
+          <w:tcPr>
+            <w:tcW w:w="1826" w:type="dxa"/>
+            <w:shd w:val="clear" w:color="auto" w:fill="EDF7F4"/>
+            <w:tcBorders>
+              <w:left w:val="single" w:sz="18" w:space="0" w:color="0E7C66"/>
+            </w:tcBorders>
+          </w:tcPr>
+          <w:p>
+            <w:pPr>
+              <w:pStyle w:val="TableText"/>
+            </w:pPr>
+            <w:r>
+              <w:rPr>
+                <w:b/>
+                <w:color w:val="08503F"/>
+              </w:rPr>
               <w:t xml:space="preserve">Practice</w:t>
             </w:r>
           </w:p>
@@ -2249,6 +2400,7 @@
         <w:tc>
           <w:tcPr>
             <w:tcW w:w="974" w:type="dxa"/>
+            <w:shd w:val="clear" w:color="auto" w:fill="EDF7F4"/>
           </w:tcPr>
           <w:p>
             <w:pPr>
@@ -2262,30 +2414,39 @@
         <w:tc>
           <w:tcPr>
             <w:tcW w:w="7306" w:type="dxa"/>
-          </w:tcPr>
-          <w:p>
-            <w:pPr>
-              <w:pStyle w:val="TableText"/>
-            </w:pPr>
-            <w:r>
-              <w:t xml:space="preserve">Describe the bar chart (Activity 2).</w:t>
-            </w:r>
-          </w:p>
-        </w:tc>
-      </w:tr>
-      <w:tr>
-        <w:trPr>
-          <w:cantSplit/>
-        </w:trPr>
-        <w:tc>
-          <w:tcPr>
-            <w:tcW w:w="1826" w:type="dxa"/>
-          </w:tcPr>
-          <w:p>
-            <w:pPr>
-              <w:pStyle w:val="TableText"/>
-            </w:pPr>
-            <w:r>
+            <w:shd w:val="clear" w:color="auto" w:fill="EDF7F4"/>
+          </w:tcPr>
+          <w:p>
+            <w:pPr>
+              <w:pStyle w:val="TableText"/>
+            </w:pPr>
+            <w:r>
+              <w:t xml:space="preserve">Write a paragraph from Hiruni's grid (Activity 5).</w:t>
+            </w:r>
+          </w:p>
+        </w:tc>
+      </w:tr>
+      <w:tr>
+        <w:trPr>
+          <w:cantSplit/>
+        </w:trPr>
+        <w:tc>
+          <w:tcPr>
+            <w:tcW w:w="1826" w:type="dxa"/>
+            <w:shd w:val="clear" w:color="auto" w:fill="FDF6E8"/>
+            <w:tcBorders>
+              <w:left w:val="single" w:sz="18" w:space="0" w:color="B07C12"/>
+            </w:tcBorders>
+          </w:tcPr>
+          <w:p>
+            <w:pPr>
+              <w:pStyle w:val="TableText"/>
+            </w:pPr>
+            <w:r>
+              <w:rPr>
+                <w:b/>
+                <w:color w:val="7D5205"/>
+              </w:rPr>
               <w:t xml:space="preserve">Production</w:t>
             </w:r>
           </w:p>
@@ -2293,6 +2454,7 @@
         <w:tc>
           <w:tcPr>
             <w:tcW w:w="974" w:type="dxa"/>
+            <w:shd w:val="clear" w:color="auto" w:fill="FDF6E8"/>
           </w:tcPr>
           <w:p>
             <w:pPr>
@@ -2306,30 +2468,39 @@
         <w:tc>
           <w:tcPr>
             <w:tcW w:w="7306" w:type="dxa"/>
-          </w:tcPr>
-          <w:p>
-            <w:pPr>
-              <w:pStyle w:val="TableText"/>
-            </w:pPr>
-            <w:r>
-              <w:t xml:space="preserve">Conduct a class survey and describe the result (Activity 3).</w:t>
-            </w:r>
-          </w:p>
-        </w:tc>
-      </w:tr>
-      <w:tr>
-        <w:trPr>
-          <w:cantSplit/>
-        </w:trPr>
-        <w:tc>
-          <w:tcPr>
-            <w:tcW w:w="1826" w:type="dxa"/>
-          </w:tcPr>
-          <w:p>
-            <w:pPr>
-              <w:pStyle w:val="TableText"/>
-            </w:pPr>
-            <w:r>
+            <w:shd w:val="clear" w:color="auto" w:fill="FDF6E8"/>
+          </w:tcPr>
+          <w:p>
+            <w:pPr>
+              <w:pStyle w:val="TableText"/>
+            </w:pPr>
+            <w:r>
+              <w:t xml:space="preserve">Complete a grid about a book you read and write a paragraph (Activity 6).</w:t>
+            </w:r>
+          </w:p>
+        </w:tc>
+      </w:tr>
+      <w:tr>
+        <w:trPr>
+          <w:cantSplit/>
+        </w:trPr>
+        <w:tc>
+          <w:tcPr>
+            <w:tcW w:w="1826" w:type="dxa"/>
+            <w:shd w:val="clear" w:color="auto" w:fill="F7F9FB"/>
+            <w:tcBorders>
+              <w:left w:val="single" w:sz="18" w:space="0" w:color="8E98A4"/>
+            </w:tcBorders>
+          </w:tcPr>
+          <w:p>
+            <w:pPr>
+              <w:pStyle w:val="TableText"/>
+            </w:pPr>
+            <w:r>
+              <w:rPr>
+                <w:b/>
+                <w:color w:val="33404F"/>
+              </w:rPr>
               <w:t xml:space="preserve">Check and close</w:t>
             </w:r>
           </w:p>
@@ -2337,6 +2508,7 @@
         <w:tc>
           <w:tcPr>
             <w:tcW w:w="974" w:type="dxa"/>
+            <w:shd w:val="clear" w:color="auto" w:fill="F7F9FB"/>
           </w:tcPr>
           <w:p>
             <w:pPr>
@@ -2350,13 +2522,14 @@
         <w:tc>
           <w:tcPr>
             <w:tcW w:w="7306" w:type="dxa"/>
-          </w:tcPr>
-          <w:p>
-            <w:pPr>
-              <w:pStyle w:val="TableText"/>
-            </w:pPr>
-            <w:r>
-              <w:t xml:space="preserve">Present one result. </w:t>
+            <w:shd w:val="clear" w:color="auto" w:fill="F7F9FB"/>
+          </w:tcPr>
+          <w:p>
+            <w:pPr>
+              <w:pStyle w:val="TableText"/>
+            </w:pPr>
+            <w:r>
+              <w:t xml:space="preserve">Share one paragraph. </w:t>
             </w:r>
             <w:r>
               <w:rPr>
@@ -2365,7 +2538,7 @@
               <w:t xml:space="preserve">Homework:</w:t>
             </w:r>
             <w:r>
-              <w:t xml:space="preserve"> Write a report on the class survey.</w:t>
+              <w:t xml:space="preserve"> Write about your favourite book.</w:t>
             </w:r>
           </w:p>
         </w:tc>
@@ -2378,7 +2551,7 @@
         <w:keepNext/>
       </w:pPr>
       <w:r>
-        <w:t xml:space="preserve">Plan 8: Unit 8, Healthy Food</w:t>
+        <w:t xml:space="preserve">Plan 7: Unit 7, Learning Is Fun</w:t>
       </w:r>
     </w:p>
     <w:p>
@@ -2392,7 +2565,7 @@
         <w:t xml:space="preserve">Book activity:</w:t>
       </w:r>
       <w:r>
-        <w:t xml:space="preserve"> Activities 8 and 9. </w:t>
+        <w:t xml:space="preserve"> Activities 2 and 3. </w:t>
       </w:r>
       <w:r>
         <w:rPr>
@@ -2401,7 +2574,7 @@
         <w:t xml:space="preserve">Focus:</w:t>
       </w:r>
       <w:r>
-        <w:t xml:space="preserve"> Connectives of contrast.</w:t>
+        <w:t xml:space="preserve"> Describing a bar chart.</w:t>
       </w:r>
     </w:p>
     <w:p>
@@ -2415,7 +2588,7 @@
         <w:t xml:space="preserve">Learning outcome:</w:t>
       </w:r>
       <w:r>
-        <w:t xml:space="preserve"> by the end of the lesson, pupils will be able to join ideas with although, even though and in spite of.</w:t>
+        <w:t xml:space="preserve"> by the end of the lesson, pupils will be able to describe survey results from a bar chart.</w:t>
       </w:r>
     </w:p>
     <w:p>
@@ -2429,7 +2602,7 @@
         <w:t xml:space="preserve">Materials:</w:t>
       </w:r>
       <w:r>
-        <w:t xml:space="preserve"> The finger millet passage.</w:t>
+        <w:t xml:space="preserve"> The bar chart.</w:t>
       </w:r>
     </w:p>
     <w:tbl>
@@ -2518,12 +2691,20 @@
         <w:tc>
           <w:tcPr>
             <w:tcW w:w="1826" w:type="dxa"/>
-          </w:tcPr>
-          <w:p>
-            <w:pPr>
-              <w:pStyle w:val="TableText"/>
-            </w:pPr>
-            <w:r>
+            <w:shd w:val="clear" w:color="auto" w:fill="EFF4FB"/>
+            <w:tcBorders>
+              <w:left w:val="single" w:sz="18" w:space="0" w:color="1E4276"/>
+            </w:tcBorders>
+          </w:tcPr>
+          <w:p>
+            <w:pPr>
+              <w:pStyle w:val="TableText"/>
+            </w:pPr>
+            <w:r>
+              <w:rPr>
+                <w:b/>
+                <w:color w:val="0F2647"/>
+              </w:rPr>
               <w:t xml:space="preserve">Presentation</w:t>
             </w:r>
           </w:p>
@@ -2531,6 +2712,7 @@
         <w:tc>
           <w:tcPr>
             <w:tcW w:w="974" w:type="dxa"/>
+            <w:shd w:val="clear" w:color="auto" w:fill="EFF4FB"/>
           </w:tcPr>
           <w:p>
             <w:pPr>
@@ -2544,6 +2726,373 @@
         <w:tc>
           <w:tcPr>
             <w:tcW w:w="7306" w:type="dxa"/>
+            <w:shd w:val="clear" w:color="auto" w:fill="EFF4FB"/>
+          </w:tcPr>
+          <w:p>
+            <w:pPr>
+              <w:pStyle w:val="TableText"/>
+            </w:pPr>
+            <w:r>
+              <w:t xml:space="preserve">Model: Most students prefer ... List comparison phrases.</w:t>
+            </w:r>
+          </w:p>
+        </w:tc>
+      </w:tr>
+      <w:tr>
+        <w:trPr>
+          <w:cantSplit/>
+        </w:trPr>
+        <w:tc>
+          <w:tcPr>
+            <w:tcW w:w="1826" w:type="dxa"/>
+            <w:shd w:val="clear" w:color="auto" w:fill="EDF7F4"/>
+            <w:tcBorders>
+              <w:left w:val="single" w:sz="18" w:space="0" w:color="0E7C66"/>
+            </w:tcBorders>
+          </w:tcPr>
+          <w:p>
+            <w:pPr>
+              <w:pStyle w:val="TableText"/>
+            </w:pPr>
+            <w:r>
+              <w:rPr>
+                <w:b/>
+                <w:color w:val="08503F"/>
+              </w:rPr>
+              <w:t xml:space="preserve">Practice</w:t>
+            </w:r>
+          </w:p>
+        </w:tc>
+        <w:tc>
+          <w:tcPr>
+            <w:tcW w:w="974" w:type="dxa"/>
+            <w:shd w:val="clear" w:color="auto" w:fill="EDF7F4"/>
+          </w:tcPr>
+          <w:p>
+            <w:pPr>
+              <w:pStyle w:val="TableText"/>
+            </w:pPr>
+            <w:r>
+              <w:t xml:space="preserve">12 min</w:t>
+            </w:r>
+          </w:p>
+        </w:tc>
+        <w:tc>
+          <w:tcPr>
+            <w:tcW w:w="7306" w:type="dxa"/>
+            <w:shd w:val="clear" w:color="auto" w:fill="EDF7F4"/>
+          </w:tcPr>
+          <w:p>
+            <w:pPr>
+              <w:pStyle w:val="TableText"/>
+            </w:pPr>
+            <w:r>
+              <w:t xml:space="preserve">Describe the bar chart (Activity 2).</w:t>
+            </w:r>
+          </w:p>
+        </w:tc>
+      </w:tr>
+      <w:tr>
+        <w:trPr>
+          <w:cantSplit/>
+        </w:trPr>
+        <w:tc>
+          <w:tcPr>
+            <w:tcW w:w="1826" w:type="dxa"/>
+            <w:shd w:val="clear" w:color="auto" w:fill="FDF6E8"/>
+            <w:tcBorders>
+              <w:left w:val="single" w:sz="18" w:space="0" w:color="B07C12"/>
+            </w:tcBorders>
+          </w:tcPr>
+          <w:p>
+            <w:pPr>
+              <w:pStyle w:val="TableText"/>
+            </w:pPr>
+            <w:r>
+              <w:rPr>
+                <w:b/>
+                <w:color w:val="7D5205"/>
+              </w:rPr>
+              <w:t xml:space="preserve">Production</w:t>
+            </w:r>
+          </w:p>
+        </w:tc>
+        <w:tc>
+          <w:tcPr>
+            <w:tcW w:w="974" w:type="dxa"/>
+            <w:shd w:val="clear" w:color="auto" w:fill="FDF6E8"/>
+          </w:tcPr>
+          <w:p>
+            <w:pPr>
+              <w:pStyle w:val="TableText"/>
+            </w:pPr>
+            <w:r>
+              <w:t xml:space="preserve">13 min</w:t>
+            </w:r>
+          </w:p>
+        </w:tc>
+        <w:tc>
+          <w:tcPr>
+            <w:tcW w:w="7306" w:type="dxa"/>
+            <w:shd w:val="clear" w:color="auto" w:fill="FDF6E8"/>
+          </w:tcPr>
+          <w:p>
+            <w:pPr>
+              <w:pStyle w:val="TableText"/>
+            </w:pPr>
+            <w:r>
+              <w:t xml:space="preserve">Conduct a class survey and describe the result (Activity 3).</w:t>
+            </w:r>
+          </w:p>
+        </w:tc>
+      </w:tr>
+      <w:tr>
+        <w:trPr>
+          <w:cantSplit/>
+        </w:trPr>
+        <w:tc>
+          <w:tcPr>
+            <w:tcW w:w="1826" w:type="dxa"/>
+            <w:shd w:val="clear" w:color="auto" w:fill="F7F9FB"/>
+            <w:tcBorders>
+              <w:left w:val="single" w:sz="18" w:space="0" w:color="8E98A4"/>
+            </w:tcBorders>
+          </w:tcPr>
+          <w:p>
+            <w:pPr>
+              <w:pStyle w:val="TableText"/>
+            </w:pPr>
+            <w:r>
+              <w:rPr>
+                <w:b/>
+                <w:color w:val="33404F"/>
+              </w:rPr>
+              <w:t xml:space="preserve">Check and close</w:t>
+            </w:r>
+          </w:p>
+        </w:tc>
+        <w:tc>
+          <w:tcPr>
+            <w:tcW w:w="974" w:type="dxa"/>
+            <w:shd w:val="clear" w:color="auto" w:fill="F7F9FB"/>
+          </w:tcPr>
+          <w:p>
+            <w:pPr>
+              <w:pStyle w:val="TableText"/>
+            </w:pPr>
+            <w:r>
+              <w:t xml:space="preserve">5 min</w:t>
+            </w:r>
+          </w:p>
+        </w:tc>
+        <w:tc>
+          <w:tcPr>
+            <w:tcW w:w="7306" w:type="dxa"/>
+            <w:shd w:val="clear" w:color="auto" w:fill="F7F9FB"/>
+          </w:tcPr>
+          <w:p>
+            <w:pPr>
+              <w:pStyle w:val="TableText"/>
+            </w:pPr>
+            <w:r>
+              <w:t xml:space="preserve">Present one result. </w:t>
+            </w:r>
+            <w:r>
+              <w:rPr>
+                <w:b/>
+              </w:rPr>
+              <w:t xml:space="preserve">Homework:</w:t>
+            </w:r>
+            <w:r>
+              <w:t xml:space="preserve"> Write a report on the class survey.</w:t>
+            </w:r>
+          </w:p>
+        </w:tc>
+      </w:tr>
+    </w:tbl>
+    <w:p/>
+    <w:p>
+      <w:pPr>
+        <w:pStyle w:val="Heading1"/>
+        <w:keepNext/>
+      </w:pPr>
+      <w:r>
+        <w:t xml:space="preserve">Plan 8: Unit 8, Healthy Food</w:t>
+      </w:r>
+    </w:p>
+    <w:p>
+      <w:pPr>
+        <w:keepNext/>
+      </w:pPr>
+      <w:r>
+        <w:rPr>
+          <w:b/>
+        </w:rPr>
+        <w:t xml:space="preserve">Book activity:</w:t>
+      </w:r>
+      <w:r>
+        <w:t xml:space="preserve"> Activities 8 and 9. </w:t>
+      </w:r>
+      <w:r>
+        <w:rPr>
+          <w:b/>
+        </w:rPr>
+        <w:t xml:space="preserve">Focus:</w:t>
+      </w:r>
+      <w:r>
+        <w:t xml:space="preserve"> Connectives of contrast.</w:t>
+      </w:r>
+    </w:p>
+    <w:p>
+      <w:pPr>
+        <w:keepNext/>
+      </w:pPr>
+      <w:r>
+        <w:rPr>
+          <w:b/>
+        </w:rPr>
+        <w:t xml:space="preserve">Learning outcome:</w:t>
+      </w:r>
+      <w:r>
+        <w:t xml:space="preserve"> by the end of the lesson, pupils will be able to join ideas with although, even though and in spite of.</w:t>
+      </w:r>
+    </w:p>
+    <w:p>
+      <w:pPr>
+        <w:keepNext/>
+      </w:pPr>
+      <w:r>
+        <w:rPr>
+          <w:b/>
+        </w:rPr>
+        <w:t xml:space="preserve">Materials:</w:t>
+      </w:r>
+      <w:r>
+        <w:t xml:space="preserve"> The finger millet passage.</w:t>
+      </w:r>
+    </w:p>
+    <w:tbl>
+      <w:tblPr>
+        <w:tblW w:w="10106" w:type="dxa"/>
+        <w:tblBorders>
+          <w:top w:val="single" w:sz="4" w:space="0" w:color="8FA3BF"/>
+          <w:left w:val="single" w:sz="4" w:space="0" w:color="8FA3BF"/>
+          <w:bottom w:val="single" w:sz="4" w:space="0" w:color="8FA3BF"/>
+          <w:right w:val="single" w:sz="4" w:space="0" w:color="8FA3BF"/>
+          <w:insideH w:val="single" w:sz="4" w:space="0" w:color="8FA3BF"/>
+          <w:insideV w:val="single" w:sz="4" w:space="0" w:color="8FA3BF"/>
+        </w:tblBorders>
+        <w:tblLayout w:type="fixed"/>
+        <w:tblCellMar>
+          <w:left w:w="80" w:type="dxa"/>
+          <w:right w:w="80" w:type="dxa"/>
+        </w:tblCellMar>
+      </w:tblPr>
+      <w:tblGrid>
+        <w:gridCol w:w="1826"/>
+        <w:gridCol w:w="974"/>
+        <w:gridCol w:w="7306"/>
+      </w:tblGrid>
+      <w:tr>
+        <w:trPr>
+          <w:tblHeader/>
+          <w:cantSplit/>
+        </w:trPr>
+        <w:tc>
+          <w:tcPr>
+            <w:tcW w:w="1826" w:type="dxa"/>
+            <w:shd w:val="clear" w:color="auto" w:fill="DCE6F2"/>
+          </w:tcPr>
+          <w:p>
+            <w:pPr>
+              <w:pStyle w:val="TableText"/>
+            </w:pPr>
+            <w:r>
+              <w:rPr>
+                <w:b/>
+              </w:rPr>
+              <w:t xml:space="preserve">Stage</w:t>
+            </w:r>
+          </w:p>
+        </w:tc>
+        <w:tc>
+          <w:tcPr>
+            <w:tcW w:w="974" w:type="dxa"/>
+            <w:shd w:val="clear" w:color="auto" w:fill="DCE6F2"/>
+          </w:tcPr>
+          <w:p>
+            <w:pPr>
+              <w:pStyle w:val="TableText"/>
+            </w:pPr>
+            <w:r>
+              <w:rPr>
+                <w:b/>
+              </w:rPr>
+              <w:t xml:space="preserve">Time</w:t>
+            </w:r>
+          </w:p>
+        </w:tc>
+        <w:tc>
+          <w:tcPr>
+            <w:tcW w:w="7306" w:type="dxa"/>
+            <w:shd w:val="clear" w:color="auto" w:fill="DCE6F2"/>
+          </w:tcPr>
+          <w:p>
+            <w:pPr>
+              <w:pStyle w:val="TableText"/>
+            </w:pPr>
+            <w:r>
+              <w:rPr>
+                <w:b/>
+              </w:rPr>
+              <w:t xml:space="preserve">What happens</w:t>
+            </w:r>
+          </w:p>
+        </w:tc>
+      </w:tr>
+      <w:tr>
+        <w:trPr>
+          <w:cantSplit/>
+        </w:trPr>
+        <w:tc>
+          <w:tcPr>
+            <w:tcW w:w="1826" w:type="dxa"/>
+            <w:shd w:val="clear" w:color="auto" w:fill="EFF4FB"/>
+            <w:tcBorders>
+              <w:left w:val="single" w:sz="18" w:space="0" w:color="1E4276"/>
+            </w:tcBorders>
+          </w:tcPr>
+          <w:p>
+            <w:pPr>
+              <w:pStyle w:val="TableText"/>
+            </w:pPr>
+            <w:r>
+              <w:rPr>
+                <w:b/>
+                <w:color w:val="0F2647"/>
+              </w:rPr>
+              <w:t xml:space="preserve">Presentation</w:t>
+            </w:r>
+          </w:p>
+        </w:tc>
+        <w:tc>
+          <w:tcPr>
+            <w:tcW w:w="974" w:type="dxa"/>
+            <w:shd w:val="clear" w:color="auto" w:fill="EFF4FB"/>
+          </w:tcPr>
+          <w:p>
+            <w:pPr>
+              <w:pStyle w:val="TableText"/>
+            </w:pPr>
+            <w:r>
+              <w:t xml:space="preserve">10 min</w:t>
+            </w:r>
+          </w:p>
+        </w:tc>
+        <w:tc>
+          <w:tcPr>
+            <w:tcW w:w="7306" w:type="dxa"/>
+            <w:shd w:val="clear" w:color="auto" w:fill="EFF4FB"/>
           </w:tcPr>
           <w:p>
             <w:pPr>
@@ -2562,12 +3111,20 @@
         <w:tc>
           <w:tcPr>
             <w:tcW w:w="1826" w:type="dxa"/>
-          </w:tcPr>
-          <w:p>
-            <w:pPr>
-              <w:pStyle w:val="TableText"/>
-            </w:pPr>
-            <w:r>
+            <w:shd w:val="clear" w:color="auto" w:fill="EDF7F4"/>
+            <w:tcBorders>
+              <w:left w:val="single" w:sz="18" w:space="0" w:color="0E7C66"/>
+            </w:tcBorders>
+          </w:tcPr>
+          <w:p>
+            <w:pPr>
+              <w:pStyle w:val="TableText"/>
+            </w:pPr>
+            <w:r>
+              <w:rPr>
+                <w:b/>
+                <w:color w:val="08503F"/>
+              </w:rPr>
               <w:t xml:space="preserve">Practice</w:t>
             </w:r>
           </w:p>
@@ -2575,6 +3132,7 @@
         <w:tc>
           <w:tcPr>
             <w:tcW w:w="974" w:type="dxa"/>
+            <w:shd w:val="clear" w:color="auto" w:fill="EDF7F4"/>
           </w:tcPr>
           <w:p>
             <w:pPr>
@@ -2588,6 +3146,7 @@
         <w:tc>
           <w:tcPr>
             <w:tcW w:w="7306" w:type="dxa"/>
+            <w:shd w:val="clear" w:color="auto" w:fill="EDF7F4"/>
           </w:tcPr>
           <w:p>
             <w:pPr>
@@ -2606,12 +3165,20 @@
         <w:tc>
           <w:tcPr>
             <w:tcW w:w="1826" w:type="dxa"/>
-          </w:tcPr>
-          <w:p>
-            <w:pPr>
-              <w:pStyle w:val="TableText"/>
-            </w:pPr>
-            <w:r>
+            <w:shd w:val="clear" w:color="auto" w:fill="FDF6E8"/>
+            <w:tcBorders>
+              <w:left w:val="single" w:sz="18" w:space="0" w:color="B07C12"/>
+            </w:tcBorders>
+          </w:tcPr>
+          <w:p>
+            <w:pPr>
+              <w:pStyle w:val="TableText"/>
+            </w:pPr>
+            <w:r>
+              <w:rPr>
+                <w:b/>
+                <w:color w:val="7D5205"/>
+              </w:rPr>
               <w:t xml:space="preserve">Production</w:t>
             </w:r>
           </w:p>
@@ -2619,6 +3186,7 @@
         <w:tc>
           <w:tcPr>
             <w:tcW w:w="974" w:type="dxa"/>
+            <w:shd w:val="clear" w:color="auto" w:fill="FDF6E8"/>
           </w:tcPr>
           <w:p>
             <w:pPr>
@@ -2632,6 +3200,7 @@
         <w:tc>
           <w:tcPr>
             <w:tcW w:w="7306" w:type="dxa"/>
+            <w:shd w:val="clear" w:color="auto" w:fill="FDF6E8"/>
           </w:tcPr>
           <w:p>
             <w:pPr>
@@ -2650,12 +3219,20 @@
         <w:tc>
           <w:tcPr>
             <w:tcW w:w="1826" w:type="dxa"/>
-          </w:tcPr>
-          <w:p>
-            <w:pPr>
-              <w:pStyle w:val="TableText"/>
-            </w:pPr>
-            <w:r>
+            <w:shd w:val="clear" w:color="auto" w:fill="F7F9FB"/>
+            <w:tcBorders>
+              <w:left w:val="single" w:sz="18" w:space="0" w:color="8E98A4"/>
+            </w:tcBorders>
+          </w:tcPr>
+          <w:p>
+            <w:pPr>
+              <w:pStyle w:val="TableText"/>
+            </w:pPr>
+            <w:r>
+              <w:rPr>
+                <w:b/>
+                <w:color w:val="33404F"/>
+              </w:rPr>
               <w:t xml:space="preserve">Check and close</w:t>
             </w:r>
           </w:p>
@@ -2663,6 +3240,7 @@
         <w:tc>
           <w:tcPr>
             <w:tcW w:w="974" w:type="dxa"/>
+            <w:shd w:val="clear" w:color="auto" w:fill="F7F9FB"/>
           </w:tcPr>
           <w:p>
             <w:pPr>
@@ -2676,6 +3254,7 @@
         <w:tc>
           <w:tcPr>
             <w:tcW w:w="7306" w:type="dxa"/>
+            <w:shd w:val="clear" w:color="auto" w:fill="F7F9FB"/>
           </w:tcPr>
           <w:p>
             <w:pPr>
@@ -2844,12 +3423,20 @@
         <w:tc>
           <w:tcPr>
             <w:tcW w:w="1943" w:type="dxa"/>
-          </w:tcPr>
-          <w:p>
-            <w:pPr>
-              <w:pStyle w:val="TableText"/>
-            </w:pPr>
-            <w:r>
+            <w:shd w:val="clear" w:color="auto" w:fill="EFF4FB"/>
+            <w:tcBorders>
+              <w:left w:val="single" w:sz="18" w:space="0" w:color="1E4276"/>
+            </w:tcBorders>
+          </w:tcPr>
+          <w:p>
+            <w:pPr>
+              <w:pStyle w:val="TableText"/>
+            </w:pPr>
+            <w:r>
+              <w:rPr>
+                <w:b/>
+                <w:color w:val="0F2647"/>
+              </w:rPr>
               <w:t xml:space="preserve">Presentation</w:t>
             </w:r>
           </w:p>
@@ -2857,6 +3444,7 @@
         <w:tc>
           <w:tcPr>
             <w:tcW w:w="1036" w:type="dxa"/>
+            <w:shd w:val="clear" w:color="auto" w:fill="EFF4FB"/>
           </w:tcPr>
           <w:p>
             <w:pPr>
@@ -2870,6 +3458,7 @@
         <w:tc>
           <w:tcPr>
             <w:tcW w:w="7127" w:type="dxa"/>
+            <w:shd w:val="clear" w:color="auto" w:fill="EFF4FB"/>
           </w:tcPr>
           <w:p>
             <w:pPr>
@@ -2888,12 +3477,20 @@
         <w:tc>
           <w:tcPr>
             <w:tcW w:w="1943" w:type="dxa"/>
-          </w:tcPr>
-          <w:p>
-            <w:pPr>
-              <w:pStyle w:val="TableText"/>
-            </w:pPr>
-            <w:r>
+            <w:shd w:val="clear" w:color="auto" w:fill="EDF7F4"/>
+            <w:tcBorders>
+              <w:left w:val="single" w:sz="18" w:space="0" w:color="0E7C66"/>
+            </w:tcBorders>
+          </w:tcPr>
+          <w:p>
+            <w:pPr>
+              <w:pStyle w:val="TableText"/>
+            </w:pPr>
+            <w:r>
+              <w:rPr>
+                <w:b/>
+                <w:color w:val="08503F"/>
+              </w:rPr>
               <w:t xml:space="preserve">Practice</w:t>
             </w:r>
           </w:p>
@@ -2901,6 +3498,7 @@
         <w:tc>
           <w:tcPr>
             <w:tcW w:w="1036" w:type="dxa"/>
+            <w:shd w:val="clear" w:color="auto" w:fill="EDF7F4"/>
           </w:tcPr>
           <w:p>
             <w:pPr>
@@ -2914,6 +3512,7 @@
         <w:tc>
           <w:tcPr>
             <w:tcW w:w="7127" w:type="dxa"/>
+            <w:shd w:val="clear" w:color="auto" w:fill="EDF7F4"/>
           </w:tcPr>
           <w:p>
             <w:pPr>
@@ -2932,12 +3531,20 @@
         <w:tc>
           <w:tcPr>
             <w:tcW w:w="1943" w:type="dxa"/>
-          </w:tcPr>
-          <w:p>
-            <w:pPr>
-              <w:pStyle w:val="TableText"/>
-            </w:pPr>
-            <w:r>
+            <w:shd w:val="clear" w:color="auto" w:fill="FDF6E8"/>
+            <w:tcBorders>
+              <w:left w:val="single" w:sz="18" w:space="0" w:color="B07C12"/>
+            </w:tcBorders>
+          </w:tcPr>
+          <w:p>
+            <w:pPr>
+              <w:pStyle w:val="TableText"/>
+            </w:pPr>
+            <w:r>
+              <w:rPr>
+                <w:b/>
+                <w:color w:val="7D5205"/>
+              </w:rPr>
               <w:t xml:space="preserve">Production</w:t>
             </w:r>
           </w:p>
@@ -2945,6 +3552,7 @@
         <w:tc>
           <w:tcPr>
             <w:tcW w:w="1036" w:type="dxa"/>
+            <w:shd w:val="clear" w:color="auto" w:fill="FDF6E8"/>
           </w:tcPr>
           <w:p>
             <w:pPr>
@@ -2958,6 +3566,7 @@
         <w:tc>
           <w:tcPr>
             <w:tcW w:w="7127" w:type="dxa"/>
+            <w:shd w:val="clear" w:color="auto" w:fill="FDF6E8"/>
           </w:tcPr>
           <w:p>
             <w:pPr>
@@ -2976,12 +3585,20 @@
         <w:tc>
           <w:tcPr>
             <w:tcW w:w="1943" w:type="dxa"/>
-          </w:tcPr>
-          <w:p>
-            <w:pPr>
-              <w:pStyle w:val="TableText"/>
-            </w:pPr>
-            <w:r>
+            <w:shd w:val="clear" w:color="auto" w:fill="F7F9FB"/>
+            <w:tcBorders>
+              <w:left w:val="single" w:sz="18" w:space="0" w:color="8E98A4"/>
+            </w:tcBorders>
+          </w:tcPr>
+          <w:p>
+            <w:pPr>
+              <w:pStyle w:val="TableText"/>
+            </w:pPr>
+            <w:r>
+              <w:rPr>
+                <w:b/>
+                <w:color w:val="33404F"/>
+              </w:rPr>
               <w:t xml:space="preserve">Check and close</w:t>
             </w:r>
           </w:p>
@@ -2989,6 +3606,7 @@
         <w:tc>
           <w:tcPr>
             <w:tcW w:w="1036" w:type="dxa"/>
+            <w:shd w:val="clear" w:color="auto" w:fill="F7F9FB"/>
           </w:tcPr>
           <w:p>
             <w:pPr>
@@ -3002,6 +3620,7 @@
         <w:tc>
           <w:tcPr>
             <w:tcW w:w="7127" w:type="dxa"/>
+            <w:shd w:val="clear" w:color="auto" w:fill="F7F9FB"/>
           </w:tcPr>
           <w:p>
             <w:pPr>
@@ -3170,12 +3789,20 @@
         <w:tc>
           <w:tcPr>
             <w:tcW w:w="1826" w:type="dxa"/>
-          </w:tcPr>
-          <w:p>
-            <w:pPr>
-              <w:pStyle w:val="TableText"/>
-            </w:pPr>
-            <w:r>
+            <w:shd w:val="clear" w:color="auto" w:fill="EFF4FB"/>
+            <w:tcBorders>
+              <w:left w:val="single" w:sz="18" w:space="0" w:color="1E4276"/>
+            </w:tcBorders>
+          </w:tcPr>
+          <w:p>
+            <w:pPr>
+              <w:pStyle w:val="TableText"/>
+            </w:pPr>
+            <w:r>
+              <w:rPr>
+                <w:b/>
+                <w:color w:val="0F2647"/>
+              </w:rPr>
               <w:t xml:space="preserve">Presentation</w:t>
             </w:r>
           </w:p>
@@ -3183,6 +3810,7 @@
         <w:tc>
           <w:tcPr>
             <w:tcW w:w="974" w:type="dxa"/>
+            <w:shd w:val="clear" w:color="auto" w:fill="EFF4FB"/>
           </w:tcPr>
           <w:p>
             <w:pPr>
@@ -3196,6 +3824,7 @@
         <w:tc>
           <w:tcPr>
             <w:tcW w:w="7306" w:type="dxa"/>
+            <w:shd w:val="clear" w:color="auto" w:fill="EFF4FB"/>
           </w:tcPr>
           <w:p>
             <w:pPr>
@@ -3214,12 +3843,20 @@
         <w:tc>
           <w:tcPr>
             <w:tcW w:w="1826" w:type="dxa"/>
-          </w:tcPr>
-          <w:p>
-            <w:pPr>
-              <w:pStyle w:val="TableText"/>
-            </w:pPr>
-            <w:r>
+            <w:shd w:val="clear" w:color="auto" w:fill="EDF7F4"/>
+            <w:tcBorders>
+              <w:left w:val="single" w:sz="18" w:space="0" w:color="0E7C66"/>
+            </w:tcBorders>
+          </w:tcPr>
+          <w:p>
+            <w:pPr>
+              <w:pStyle w:val="TableText"/>
+            </w:pPr>
+            <w:r>
+              <w:rPr>
+                <w:b/>
+                <w:color w:val="08503F"/>
+              </w:rPr>
               <w:t xml:space="preserve">Practice</w:t>
             </w:r>
           </w:p>
@@ -3227,6 +3864,7 @@
         <w:tc>
           <w:tcPr>
             <w:tcW w:w="974" w:type="dxa"/>
+            <w:shd w:val="clear" w:color="auto" w:fill="EDF7F4"/>
           </w:tcPr>
           <w:p>
             <w:pPr>
@@ -3240,6 +3878,7 @@
         <w:tc>
           <w:tcPr>
             <w:tcW w:w="7306" w:type="dxa"/>
+            <w:shd w:val="clear" w:color="auto" w:fill="EDF7F4"/>
           </w:tcPr>
           <w:p>
             <w:pPr>
@@ -3258,12 +3897,20 @@
         <w:tc>
           <w:tcPr>
             <w:tcW w:w="1826" w:type="dxa"/>
-          </w:tcPr>
-          <w:p>
-            <w:pPr>
-              <w:pStyle w:val="TableText"/>
-            </w:pPr>
-            <w:r>
+            <w:shd w:val="clear" w:color="auto" w:fill="FDF6E8"/>
+            <w:tcBorders>
+              <w:left w:val="single" w:sz="18" w:space="0" w:color="B07C12"/>
+            </w:tcBorders>
+          </w:tcPr>
+          <w:p>
+            <w:pPr>
+              <w:pStyle w:val="TableText"/>
+            </w:pPr>
+            <w:r>
+              <w:rPr>
+                <w:b/>
+                <w:color w:val="7D5205"/>
+              </w:rPr>
               <w:t xml:space="preserve">Production</w:t>
             </w:r>
           </w:p>
@@ -3271,6 +3918,7 @@
         <w:tc>
           <w:tcPr>
             <w:tcW w:w="974" w:type="dxa"/>
+            <w:shd w:val="clear" w:color="auto" w:fill="FDF6E8"/>
           </w:tcPr>
           <w:p>
             <w:pPr>
@@ -3284,6 +3932,7 @@
         <w:tc>
           <w:tcPr>
             <w:tcW w:w="7306" w:type="dxa"/>
+            <w:shd w:val="clear" w:color="auto" w:fill="FDF6E8"/>
           </w:tcPr>
           <w:p>
             <w:pPr>
@@ -3302,12 +3951,20 @@
         <w:tc>
           <w:tcPr>
             <w:tcW w:w="1826" w:type="dxa"/>
-          </w:tcPr>
-          <w:p>
-            <w:pPr>
-              <w:pStyle w:val="TableText"/>
-            </w:pPr>
-            <w:r>
+            <w:shd w:val="clear" w:color="auto" w:fill="F7F9FB"/>
+            <w:tcBorders>
+              <w:left w:val="single" w:sz="18" w:space="0" w:color="8E98A4"/>
+            </w:tcBorders>
+          </w:tcPr>
+          <w:p>
+            <w:pPr>
+              <w:pStyle w:val="TableText"/>
+            </w:pPr>
+            <w:r>
+              <w:rPr>
+                <w:b/>
+                <w:color w:val="33404F"/>
+              </w:rPr>
               <w:t xml:space="preserve">Check and close</w:t>
             </w:r>
           </w:p>
@@ -3315,6 +3972,7 @@
         <w:tc>
           <w:tcPr>
             <w:tcW w:w="974" w:type="dxa"/>
+            <w:shd w:val="clear" w:color="auto" w:fill="F7F9FB"/>
           </w:tcPr>
           <w:p>
             <w:pPr>
@@ -3328,6 +3986,7 @@
         <w:tc>
           <w:tcPr>
             <w:tcW w:w="7306" w:type="dxa"/>
+            <w:shd w:val="clear" w:color="auto" w:fill="F7F9FB"/>
           </w:tcPr>
           <w:p>
             <w:pPr>
@@ -3496,12 +4155,20 @@
         <w:tc>
           <w:tcPr>
             <w:tcW w:w="1826" w:type="dxa"/>
-          </w:tcPr>
-          <w:p>
-            <w:pPr>
-              <w:pStyle w:val="TableText"/>
-            </w:pPr>
-            <w:r>
+            <w:shd w:val="clear" w:color="auto" w:fill="EFF4FB"/>
+            <w:tcBorders>
+              <w:left w:val="single" w:sz="18" w:space="0" w:color="1E4276"/>
+            </w:tcBorders>
+          </w:tcPr>
+          <w:p>
+            <w:pPr>
+              <w:pStyle w:val="TableText"/>
+            </w:pPr>
+            <w:r>
+              <w:rPr>
+                <w:b/>
+                <w:color w:val="0F2647"/>
+              </w:rPr>
               <w:t xml:space="preserve">Presentation</w:t>
             </w:r>
           </w:p>
@@ -3509,6 +4176,7 @@
         <w:tc>
           <w:tcPr>
             <w:tcW w:w="974" w:type="dxa"/>
+            <w:shd w:val="clear" w:color="auto" w:fill="EFF4FB"/>
           </w:tcPr>
           <w:p>
             <w:pPr>
@@ -3522,6 +4190,7 @@
         <w:tc>
           <w:tcPr>
             <w:tcW w:w="7306" w:type="dxa"/>
+            <w:shd w:val="clear" w:color="auto" w:fill="EFF4FB"/>
           </w:tcPr>
           <w:p>
             <w:pPr>
@@ -3540,12 +4209,20 @@
         <w:tc>
           <w:tcPr>
             <w:tcW w:w="1826" w:type="dxa"/>
-          </w:tcPr>
-          <w:p>
-            <w:pPr>
-              <w:pStyle w:val="TableText"/>
-            </w:pPr>
-            <w:r>
+            <w:shd w:val="clear" w:color="auto" w:fill="EDF7F4"/>
+            <w:tcBorders>
+              <w:left w:val="single" w:sz="18" w:space="0" w:color="0E7C66"/>
+            </w:tcBorders>
+          </w:tcPr>
+          <w:p>
+            <w:pPr>
+              <w:pStyle w:val="TableText"/>
+            </w:pPr>
+            <w:r>
+              <w:rPr>
+                <w:b/>
+                <w:color w:val="08503F"/>
+              </w:rPr>
               <w:t xml:space="preserve">Practice</w:t>
             </w:r>
           </w:p>
@@ -3553,6 +4230,7 @@
         <w:tc>
           <w:tcPr>
             <w:tcW w:w="974" w:type="dxa"/>
+            <w:shd w:val="clear" w:color="auto" w:fill="EDF7F4"/>
           </w:tcPr>
           <w:p>
             <w:pPr>
@@ -3566,6 +4244,7 @@
         <w:tc>
           <w:tcPr>
             <w:tcW w:w="7306" w:type="dxa"/>
+            <w:shd w:val="clear" w:color="auto" w:fill="EDF7F4"/>
           </w:tcPr>
           <w:p>
             <w:pPr>
@@ -3584,12 +4263,20 @@
         <w:tc>
           <w:tcPr>
             <w:tcW w:w="1826" w:type="dxa"/>
-          </w:tcPr>
-          <w:p>
-            <w:pPr>
-              <w:pStyle w:val="TableText"/>
-            </w:pPr>
-            <w:r>
+            <w:shd w:val="clear" w:color="auto" w:fill="FDF6E8"/>
+            <w:tcBorders>
+              <w:left w:val="single" w:sz="18" w:space="0" w:color="B07C12"/>
+            </w:tcBorders>
+          </w:tcPr>
+          <w:p>
+            <w:pPr>
+              <w:pStyle w:val="TableText"/>
+            </w:pPr>
+            <w:r>
+              <w:rPr>
+                <w:b/>
+                <w:color w:val="7D5205"/>
+              </w:rPr>
               <w:t xml:space="preserve">Production</w:t>
             </w:r>
           </w:p>
@@ -3597,6 +4284,7 @@
         <w:tc>
           <w:tcPr>
             <w:tcW w:w="974" w:type="dxa"/>
+            <w:shd w:val="clear" w:color="auto" w:fill="FDF6E8"/>
           </w:tcPr>
           <w:p>
             <w:pPr>
@@ -3610,6 +4298,7 @@
         <w:tc>
           <w:tcPr>
             <w:tcW w:w="7306" w:type="dxa"/>
+            <w:shd w:val="clear" w:color="auto" w:fill="FDF6E8"/>
           </w:tcPr>
           <w:p>
             <w:pPr>
@@ -3628,12 +4317,20 @@
         <w:tc>
           <w:tcPr>
             <w:tcW w:w="1826" w:type="dxa"/>
-          </w:tcPr>
-          <w:p>
-            <w:pPr>
-              <w:pStyle w:val="TableText"/>
-            </w:pPr>
-            <w:r>
+            <w:shd w:val="clear" w:color="auto" w:fill="F7F9FB"/>
+            <w:tcBorders>
+              <w:left w:val="single" w:sz="18" w:space="0" w:color="8E98A4"/>
+            </w:tcBorders>
+          </w:tcPr>
+          <w:p>
+            <w:pPr>
+              <w:pStyle w:val="TableText"/>
+            </w:pPr>
+            <w:r>
+              <w:rPr>
+                <w:b/>
+                <w:color w:val="33404F"/>
+              </w:rPr>
               <w:t xml:space="preserve">Check and close</w:t>
             </w:r>
           </w:p>
@@ -3641,6 +4338,7 @@
         <w:tc>
           <w:tcPr>
             <w:tcW w:w="974" w:type="dxa"/>
+            <w:shd w:val="clear" w:color="auto" w:fill="F7F9FB"/>
           </w:tcPr>
           <w:p>
             <w:pPr>
@@ -3654,6 +4352,7 @@
         <w:tc>
           <w:tcPr>
             <w:tcW w:w="7306" w:type="dxa"/>
+            <w:shd w:val="clear" w:color="auto" w:fill="F7F9FB"/>
           </w:tcPr>
           <w:p>
             <w:pPr>
@@ -3822,12 +4521,20 @@
         <w:tc>
           <w:tcPr>
             <w:tcW w:w="1826" w:type="dxa"/>
-          </w:tcPr>
-          <w:p>
-            <w:pPr>
-              <w:pStyle w:val="TableText"/>
-            </w:pPr>
-            <w:r>
+            <w:shd w:val="clear" w:color="auto" w:fill="EFF4FB"/>
+            <w:tcBorders>
+              <w:left w:val="single" w:sz="18" w:space="0" w:color="1E4276"/>
+            </w:tcBorders>
+          </w:tcPr>
+          <w:p>
+            <w:pPr>
+              <w:pStyle w:val="TableText"/>
+            </w:pPr>
+            <w:r>
+              <w:rPr>
+                <w:b/>
+                <w:color w:val="0F2647"/>
+              </w:rPr>
               <w:t xml:space="preserve">Presentation</w:t>
             </w:r>
           </w:p>
@@ -3835,6 +4542,7 @@
         <w:tc>
           <w:tcPr>
             <w:tcW w:w="974" w:type="dxa"/>
+            <w:shd w:val="clear" w:color="auto" w:fill="EFF4FB"/>
           </w:tcPr>
           <w:p>
             <w:pPr>
@@ -3848,6 +4556,7 @@
         <w:tc>
           <w:tcPr>
             <w:tcW w:w="7306" w:type="dxa"/>
+            <w:shd w:val="clear" w:color="auto" w:fill="EFF4FB"/>
           </w:tcPr>
           <w:p>
             <w:pPr>
@@ -3866,12 +4575,20 @@
         <w:tc>
           <w:tcPr>
             <w:tcW w:w="1826" w:type="dxa"/>
-          </w:tcPr>
-          <w:p>
-            <w:pPr>
-              <w:pStyle w:val="TableText"/>
-            </w:pPr>
-            <w:r>
+            <w:shd w:val="clear" w:color="auto" w:fill="EDF7F4"/>
+            <w:tcBorders>
+              <w:left w:val="single" w:sz="18" w:space="0" w:color="0E7C66"/>
+            </w:tcBorders>
+          </w:tcPr>
+          <w:p>
+            <w:pPr>
+              <w:pStyle w:val="TableText"/>
+            </w:pPr>
+            <w:r>
+              <w:rPr>
+                <w:b/>
+                <w:color w:val="08503F"/>
+              </w:rPr>
               <w:t xml:space="preserve">Practice</w:t>
             </w:r>
           </w:p>
@@ -3879,6 +4596,7 @@
         <w:tc>
           <w:tcPr>
             <w:tcW w:w="974" w:type="dxa"/>
+            <w:shd w:val="clear" w:color="auto" w:fill="EDF7F4"/>
           </w:tcPr>
           <w:p>
             <w:pPr>
@@ -3892,6 +4610,7 @@
         <w:tc>
           <w:tcPr>
             <w:tcW w:w="7306" w:type="dxa"/>
+            <w:shd w:val="clear" w:color="auto" w:fill="EDF7F4"/>
           </w:tcPr>
           <w:p>
             <w:pPr>
@@ -3910,12 +4629,20 @@
         <w:tc>
           <w:tcPr>
             <w:tcW w:w="1826" w:type="dxa"/>
-          </w:tcPr>
-          <w:p>
-            <w:pPr>
-              <w:pStyle w:val="TableText"/>
-            </w:pPr>
-            <w:r>
+            <w:shd w:val="clear" w:color="auto" w:fill="FDF6E8"/>
+            <w:tcBorders>
+              <w:left w:val="single" w:sz="18" w:space="0" w:color="B07C12"/>
+            </w:tcBorders>
+          </w:tcPr>
+          <w:p>
+            <w:pPr>
+              <w:pStyle w:val="TableText"/>
+            </w:pPr>
+            <w:r>
+              <w:rPr>
+                <w:b/>
+                <w:color w:val="7D5205"/>
+              </w:rPr>
               <w:t xml:space="preserve">Production</w:t>
             </w:r>
           </w:p>
@@ -3923,6 +4650,7 @@
         <w:tc>
           <w:tcPr>
             <w:tcW w:w="974" w:type="dxa"/>
+            <w:shd w:val="clear" w:color="auto" w:fill="FDF6E8"/>
           </w:tcPr>
           <w:p>
             <w:pPr>
@@ -3936,6 +4664,7 @@
         <w:tc>
           <w:tcPr>
             <w:tcW w:w="7306" w:type="dxa"/>
+            <w:shd w:val="clear" w:color="auto" w:fill="FDF6E8"/>
           </w:tcPr>
           <w:p>
             <w:pPr>
@@ -3954,12 +4683,20 @@
         <w:tc>
           <w:tcPr>
             <w:tcW w:w="1826" w:type="dxa"/>
-          </w:tcPr>
-          <w:p>
-            <w:pPr>
-              <w:pStyle w:val="TableText"/>
-            </w:pPr>
-            <w:r>
+            <w:shd w:val="clear" w:color="auto" w:fill="F7F9FB"/>
+            <w:tcBorders>
+              <w:left w:val="single" w:sz="18" w:space="0" w:color="8E98A4"/>
+            </w:tcBorders>
+          </w:tcPr>
+          <w:p>
+            <w:pPr>
+              <w:pStyle w:val="TableText"/>
+            </w:pPr>
+            <w:r>
+              <w:rPr>
+                <w:b/>
+                <w:color w:val="33404F"/>
+              </w:rPr>
               <w:t xml:space="preserve">Check and close</w:t>
             </w:r>
           </w:p>
@@ -3967,6 +4704,7 @@
         <w:tc>
           <w:tcPr>
             <w:tcW w:w="974" w:type="dxa"/>
+            <w:shd w:val="clear" w:color="auto" w:fill="F7F9FB"/>
           </w:tcPr>
           <w:p>
             <w:pPr>
@@ -3980,6 +4718,7 @@
         <w:tc>
           <w:tcPr>
             <w:tcW w:w="7306" w:type="dxa"/>
+            <w:shd w:val="clear" w:color="auto" w:fill="F7F9FB"/>
           </w:tcPr>
           <w:p>
             <w:pPr>
@@ -4148,12 +4887,20 @@
         <w:tc>
           <w:tcPr>
             <w:tcW w:w="1826" w:type="dxa"/>
-          </w:tcPr>
-          <w:p>
-            <w:pPr>
-              <w:pStyle w:val="TableText"/>
-            </w:pPr>
-            <w:r>
+            <w:shd w:val="clear" w:color="auto" w:fill="EFF4FB"/>
+            <w:tcBorders>
+              <w:left w:val="single" w:sz="18" w:space="0" w:color="1E4276"/>
+            </w:tcBorders>
+          </w:tcPr>
+          <w:p>
+            <w:pPr>
+              <w:pStyle w:val="TableText"/>
+            </w:pPr>
+            <w:r>
+              <w:rPr>
+                <w:b/>
+                <w:color w:val="0F2647"/>
+              </w:rPr>
               <w:t xml:space="preserve">Presentation</w:t>
             </w:r>
           </w:p>
@@ -4161,6 +4908,7 @@
         <w:tc>
           <w:tcPr>
             <w:tcW w:w="974" w:type="dxa"/>
+            <w:shd w:val="clear" w:color="auto" w:fill="EFF4FB"/>
           </w:tcPr>
           <w:p>
             <w:pPr>
@@ -4174,6 +4922,7 @@
         <w:tc>
           <w:tcPr>
             <w:tcW w:w="7306" w:type="dxa"/>
+            <w:shd w:val="clear" w:color="auto" w:fill="EFF4FB"/>
           </w:tcPr>
           <w:p>
             <w:pPr>
@@ -4192,12 +4941,20 @@
         <w:tc>
           <w:tcPr>
             <w:tcW w:w="1826" w:type="dxa"/>
-          </w:tcPr>
-          <w:p>
-            <w:pPr>
-              <w:pStyle w:val="TableText"/>
-            </w:pPr>
-            <w:r>
+            <w:shd w:val="clear" w:color="auto" w:fill="EDF7F4"/>
+            <w:tcBorders>
+              <w:left w:val="single" w:sz="18" w:space="0" w:color="0E7C66"/>
+            </w:tcBorders>
+          </w:tcPr>
+          <w:p>
+            <w:pPr>
+              <w:pStyle w:val="TableText"/>
+            </w:pPr>
+            <w:r>
+              <w:rPr>
+                <w:b/>
+                <w:color w:val="08503F"/>
+              </w:rPr>
               <w:t xml:space="preserve">Practice</w:t>
             </w:r>
           </w:p>
@@ -4205,6 +4962,7 @@
         <w:tc>
           <w:tcPr>
             <w:tcW w:w="974" w:type="dxa"/>
+            <w:shd w:val="clear" w:color="auto" w:fill="EDF7F4"/>
           </w:tcPr>
           <w:p>
             <w:pPr>
@@ -4218,6 +4976,7 @@
         <w:tc>
           <w:tcPr>
             <w:tcW w:w="7306" w:type="dxa"/>
+            <w:shd w:val="clear" w:color="auto" w:fill="EDF7F4"/>
           </w:tcPr>
           <w:p>
             <w:pPr>
@@ -4236,12 +4995,20 @@
         <w:tc>
           <w:tcPr>
             <w:tcW w:w="1826" w:type="dxa"/>
-          </w:tcPr>
-          <w:p>
-            <w:pPr>
-              <w:pStyle w:val="TableText"/>
-            </w:pPr>
-            <w:r>
+            <w:shd w:val="clear" w:color="auto" w:fill="FDF6E8"/>
+            <w:tcBorders>
+              <w:left w:val="single" w:sz="18" w:space="0" w:color="B07C12"/>
+            </w:tcBorders>
+          </w:tcPr>
+          <w:p>
+            <w:pPr>
+              <w:pStyle w:val="TableText"/>
+            </w:pPr>
+            <w:r>
+              <w:rPr>
+                <w:b/>
+                <w:color w:val="7D5205"/>
+              </w:rPr>
               <w:t xml:space="preserve">Production</w:t>
             </w:r>
           </w:p>
@@ -4249,6 +5016,7 @@
         <w:tc>
           <w:tcPr>
             <w:tcW w:w="974" w:type="dxa"/>
+            <w:shd w:val="clear" w:color="auto" w:fill="FDF6E8"/>
           </w:tcPr>
           <w:p>
             <w:pPr>
@@ -4262,6 +5030,7 @@
         <w:tc>
           <w:tcPr>
             <w:tcW w:w="7306" w:type="dxa"/>
+            <w:shd w:val="clear" w:color="auto" w:fill="FDF6E8"/>
           </w:tcPr>
           <w:p>
             <w:pPr>
@@ -4280,12 +5049,20 @@
         <w:tc>
           <w:tcPr>
             <w:tcW w:w="1826" w:type="dxa"/>
-          </w:tcPr>
-          <w:p>
-            <w:pPr>
-              <w:pStyle w:val="TableText"/>
-            </w:pPr>
-            <w:r>
+            <w:shd w:val="clear" w:color="auto" w:fill="F7F9FB"/>
+            <w:tcBorders>
+              <w:left w:val="single" w:sz="18" w:space="0" w:color="8E98A4"/>
+            </w:tcBorders>
+          </w:tcPr>
+          <w:p>
+            <w:pPr>
+              <w:pStyle w:val="TableText"/>
+            </w:pPr>
+            <w:r>
+              <w:rPr>
+                <w:b/>
+                <w:color w:val="33404F"/>
+              </w:rPr>
               <w:t xml:space="preserve">Check and close</w:t>
             </w:r>
           </w:p>
@@ -4293,6 +5070,7 @@
         <w:tc>
           <w:tcPr>
             <w:tcW w:w="974" w:type="dxa"/>
+            <w:shd w:val="clear" w:color="auto" w:fill="F7F9FB"/>
           </w:tcPr>
           <w:p>
             <w:pPr>
@@ -4306,6 +5084,7 @@
         <w:tc>
           <w:tcPr>
             <w:tcW w:w="7306" w:type="dxa"/>
+            <w:shd w:val="clear" w:color="auto" w:fill="F7F9FB"/>
           </w:tcPr>
           <w:p>
             <w:pPr>
@@ -4474,12 +5253,20 @@
         <w:tc>
           <w:tcPr>
             <w:tcW w:w="1826" w:type="dxa"/>
-          </w:tcPr>
-          <w:p>
-            <w:pPr>
-              <w:pStyle w:val="TableText"/>
-            </w:pPr>
-            <w:r>
+            <w:shd w:val="clear" w:color="auto" w:fill="EFF4FB"/>
+            <w:tcBorders>
+              <w:left w:val="single" w:sz="18" w:space="0" w:color="1E4276"/>
+            </w:tcBorders>
+          </w:tcPr>
+          <w:p>
+            <w:pPr>
+              <w:pStyle w:val="TableText"/>
+            </w:pPr>
+            <w:r>
+              <w:rPr>
+                <w:b/>
+                <w:color w:val="0F2647"/>
+              </w:rPr>
               <w:t xml:space="preserve">Presentation</w:t>
             </w:r>
           </w:p>
@@ -4487,6 +5274,7 @@
         <w:tc>
           <w:tcPr>
             <w:tcW w:w="974" w:type="dxa"/>
+            <w:shd w:val="clear" w:color="auto" w:fill="EFF4FB"/>
           </w:tcPr>
           <w:p>
             <w:pPr>
@@ -4500,6 +5288,7 @@
         <w:tc>
           <w:tcPr>
             <w:tcW w:w="7306" w:type="dxa"/>
+            <w:shd w:val="clear" w:color="auto" w:fill="EFF4FB"/>
           </w:tcPr>
           <w:p>
             <w:pPr>
@@ -4518,12 +5307,20 @@
         <w:tc>
           <w:tcPr>
             <w:tcW w:w="1826" w:type="dxa"/>
-          </w:tcPr>
-          <w:p>
-            <w:pPr>
-              <w:pStyle w:val="TableText"/>
-            </w:pPr>
-            <w:r>
+            <w:shd w:val="clear" w:color="auto" w:fill="EDF7F4"/>
+            <w:tcBorders>
+              <w:left w:val="single" w:sz="18" w:space="0" w:color="0E7C66"/>
+            </w:tcBorders>
+          </w:tcPr>
+          <w:p>
+            <w:pPr>
+              <w:pStyle w:val="TableText"/>
+            </w:pPr>
+            <w:r>
+              <w:rPr>
+                <w:b/>
+                <w:color w:val="08503F"/>
+              </w:rPr>
               <w:t xml:space="preserve">Practice</w:t>
             </w:r>
           </w:p>
@@ -4531,6 +5328,7 @@
         <w:tc>
           <w:tcPr>
             <w:tcW w:w="974" w:type="dxa"/>
+            <w:shd w:val="clear" w:color="auto" w:fill="EDF7F4"/>
           </w:tcPr>
           <w:p>
             <w:pPr>
@@ -4544,6 +5342,7 @@
         <w:tc>
           <w:tcPr>
             <w:tcW w:w="7306" w:type="dxa"/>
+            <w:shd w:val="clear" w:color="auto" w:fill="EDF7F4"/>
           </w:tcPr>
           <w:p>
             <w:pPr>
@@ -4562,12 +5361,20 @@
         <w:tc>
           <w:tcPr>
             <w:tcW w:w="1826" w:type="dxa"/>
-          </w:tcPr>
-          <w:p>
-            <w:pPr>
-              <w:pStyle w:val="TableText"/>
-            </w:pPr>
-            <w:r>
+            <w:shd w:val="clear" w:color="auto" w:fill="FDF6E8"/>
+            <w:tcBorders>
+              <w:left w:val="single" w:sz="18" w:space="0" w:color="B07C12"/>
+            </w:tcBorders>
+          </w:tcPr>
+          <w:p>
+            <w:pPr>
+              <w:pStyle w:val="TableText"/>
+            </w:pPr>
+            <w:r>
+              <w:rPr>
+                <w:b/>
+                <w:color w:val="7D5205"/>
+              </w:rPr>
               <w:t xml:space="preserve">Production</w:t>
             </w:r>
           </w:p>
@@ -4575,6 +5382,7 @@
         <w:tc>
           <w:tcPr>
             <w:tcW w:w="974" w:type="dxa"/>
+            <w:shd w:val="clear" w:color="auto" w:fill="FDF6E8"/>
           </w:tcPr>
           <w:p>
             <w:pPr>
@@ -4588,6 +5396,7 @@
         <w:tc>
           <w:tcPr>
             <w:tcW w:w="7306" w:type="dxa"/>
+            <w:shd w:val="clear" w:color="auto" w:fill="FDF6E8"/>
           </w:tcPr>
           <w:p>
             <w:pPr>
@@ -4606,12 +5415,20 @@
         <w:tc>
           <w:tcPr>
             <w:tcW w:w="1826" w:type="dxa"/>
-          </w:tcPr>
-          <w:p>
-            <w:pPr>
-              <w:pStyle w:val="TableText"/>
-            </w:pPr>
-            <w:r>
+            <w:shd w:val="clear" w:color="auto" w:fill="F7F9FB"/>
+            <w:tcBorders>
+              <w:left w:val="single" w:sz="18" w:space="0" w:color="8E98A4"/>
+            </w:tcBorders>
+          </w:tcPr>
+          <w:p>
+            <w:pPr>
+              <w:pStyle w:val="TableText"/>
+            </w:pPr>
+            <w:r>
+              <w:rPr>
+                <w:b/>
+                <w:color w:val="33404F"/>
+              </w:rPr>
               <w:t xml:space="preserve">Check and close</w:t>
             </w:r>
           </w:p>
@@ -4619,6 +5436,7 @@
         <w:tc>
           <w:tcPr>
             <w:tcW w:w="974" w:type="dxa"/>
+            <w:shd w:val="clear" w:color="auto" w:fill="F7F9FB"/>
           </w:tcPr>
           <w:p>
             <w:pPr>
@@ -4632,6 +5450,7 @@
         <w:tc>
           <w:tcPr>
             <w:tcW w:w="7306" w:type="dxa"/>
+            <w:shd w:val="clear" w:color="auto" w:fill="F7F9FB"/>
           </w:tcPr>
           <w:p>
             <w:pPr>
